--- a/00_全流程把控总纲与六大核心把控尺/01_六大核心把控尺深度专著/01_《全流程把控尺一：题材垂类融合、核心故事核与受众情绪热点工程母版（附〈三人行〉标杆范例）》.docx
+++ b/00_全流程把控总纲与六大核心把控尺/01_六大核心把控尺深度专著/01_《全流程把控尺一：题材垂类融合、核心故事核与受众情绪热点工程母版（附〈三人行〉标杆范例）》.docx
@@ -4,7 +4,7 @@
   <w:body>
     <w:p>
       <w:pPr>
-        <w:spacing w:before="80" w:after="60" w:line="384" w:lineRule="auto"/>
+        <w:spacing w:before="120" w:after="80" w:line="384" w:lineRule="auto"/>
         <w:jc w:val="center"/>
       </w:pPr>
       <w:r>
@@ -12,9 +12,9 @@
           <w:rFonts w:ascii="Arial" w:hAnsi="Arial" w:eastAsia="黑体"/>
           <w:b/>
           <w:color w:val="142850"/>
-          <w:sz w:val="32"/>
+          <w:sz w:val="31"/>
         </w:rPr>
-        <w:t>全流程把控尺一：题材垂类融合、核心故事核与受众情绪热点工程母版</w:t>
+        <w:t>全流程把控尺一：从0到1灵感破题、题材垂类三维融合与世界观规则构建母版</w:t>
       </w:r>
     </w:p>
     <w:p>
@@ -29,7 +29,7 @@
           <w:color w:val="5A5A5A"/>
           <w:sz w:val="20"/>
         </w:rPr>
-        <w:t>（正向从 0 到 1 剧集立项与破题总纲｜把控法则 ＋《三人行》黄金标杆范例对照 ＋ 新剧规划填空模板）</w:t>
+        <w:t>（覆盖全流程第1～2阶段｜深度拆解导演贺羽端“五步破题法”、四支特辑情感原点与软科幻世界观推导链）</w:t>
       </w:r>
     </w:p>
     <w:p>
@@ -44,12 +44,12 @@
           <w:color w:val="192D55"/>
           <w:sz w:val="26"/>
         </w:rPr>
-        <w:t>第一章　把控法则：“高概念外壳 × 强现实肌理 × 普世情感母题”三维融合公式</w:t>
+        <w:t>第一章　第1阶段把控：如何从最初的一点灵感推导出整部剧的灵魂母题？</w:t>
       </w:r>
     </w:p>
     <w:p>
       <w:pPr>
-        <w:spacing w:before="40" w:after="100" w:line="384" w:lineRule="auto"/>
+        <w:spacing w:before="60" w:after="100" w:line="384" w:lineRule="auto"/>
         <w:ind w:firstLine="420"/>
         <w:jc w:val="left"/>
       </w:pPr>
@@ -60,12 +60,12 @@
           <w:color w:val="141414"/>
           <w:sz w:val="21"/>
         </w:rPr>
-        <w:t>在原创剧集或评估剧本的起步阶段，最常见的致命误区有两个：一是“纯设定悬浮症”（只有奇幻/科幻/悬疑的猎奇脑洞，缺乏扎实的时代生活土壤，导致观众无法共情）；二是“纯日常流水账”（只有琐碎的家常里短或校园日常，缺乏强有力的戏剧引擎与高概念钩子，导致前三集留存率极低）。</w:t>
+        <w:t>任何一部顶级剧集的诞生，都不是从填表格开始的，而是始于主创脑海中闪现的一个高概念念头或人生痛点。但仅有脑洞远远不够——90%的平庸剧本之所以写崩，是因为主创拿到脑洞后直接顺着第一层惯性往下写（例如拿到“回到过去”就写“买彩票、买房、选对专业暴富逆袭”）。真正的主创宏观把控，必须在第1阶段完成【从灵感到反套路母题的三步推导】：</w:t>
       </w:r>
     </w:p>
     <w:p>
       <w:pPr>
-        <w:spacing w:before="40" w:after="100" w:line="384" w:lineRule="auto"/>
+        <w:spacing w:before="60" w:after="100" w:line="384" w:lineRule="auto"/>
         <w:ind w:firstLine="420"/>
         <w:jc w:val="left"/>
       </w:pPr>
@@ -76,7 +76,54 @@
           <w:color w:val="141414"/>
           <w:sz w:val="21"/>
         </w:rPr>
-        <w:t>真正具备爆款潜质与高口碑穿透力的剧集，必须在立项之初就通过【三维垂类融合公式】精准定调：</w:t>
+        <w:t>第一步（捕捉灵感并完成概念置换）：《三人行》的最初脑洞源于一次饭后/散步闲谈中闪现的古语“三人行，必有我师”。常规理解是三个人同行必有我师，但主创将其置换为：“如果同行的三个人，是同一个人在16岁、41岁、66岁三个不同年龄段的自己呢？每个年龄段的‘我’，是不是都能成为彼此的导师？”——不仅拥有未来记忆的41岁和66岁是16岁的老师，16岁少年尚未被社会磨平的赤诚、守信与莽撞勇气，反过来更是点醒中年与老年自我的老师（由此直接推导出第13集《三人行》创刊号与第24集大结局高三早读课齐诵韩愈《师说》“弟子不必不如师，师不必贤于弟子”的终极闭环）。</w:t>
+      </w:r>
+    </w:p>
+    <w:p>
+      <w:pPr>
+        <w:spacing w:before="60" w:after="100" w:line="384" w:lineRule="auto"/>
+        <w:ind w:firstLine="420"/>
+        <w:jc w:val="left"/>
+      </w:pPr>
+      <w:r>
+        <w:rPr>
+          <w:rFonts w:ascii="Times New Roman" w:hAnsi="Times New Roman" w:eastAsia="宋体"/>
+          <w:b w:val="0"/>
+          <w:color w:val="141414"/>
+          <w:sz w:val="21"/>
+        </w:rPr>
+        <w:t>第二步（废除“物理改命”套路，往后多推演一步建立三角死锁）：导演兼编剧贺羽端（鹤唳云端）在接手这一概念时，首先在《影视剧〈三人行〉创作故事》中立下了第一条铁律：“如果决定要写一个回到过去的故事，很多人第一反应就是要让主角回去之后买彩票暴富。其实我觉得无论是买彩票暴富，还是《三人行》开头荀未来试图改变自己少年选文选理的决定，这些其实都是一类故事——都是通过‘物理’改变来改变人生。物理的，都是好猜的，因为答案无非寥寥几种。所以我立刻变奏了……人与人关系变化带来的无穷可能，令人琢磨不透。所以，人才是真正的变数。”为了彻底打破单向改命的套路，贺羽端在结构上往后多推演了一步：41岁的荀未来回到2008年逼16岁的自己改选文科；结果66岁已经“改命成功（选文科当上2035年杂志大王暴富）”、却因此在名利场中冷落妻子导致舒图车祸惨死的老年自己（赵了），竟从2058年再次穿回2008年阻止41岁的自己改命！这一步推演，直接把三个“我”锁进了“16岁想证明自己 ⇄ 41岁想功利改命 ⇄ 66岁想阻止改命”的三角死锁力场。</w:t>
+      </w:r>
+    </w:p>
+    <w:p>
+      <w:pPr>
+        <w:spacing w:before="60" w:after="100" w:line="384" w:lineRule="auto"/>
+        <w:ind w:firstLine="420"/>
+        <w:jc w:val="left"/>
+      </w:pPr>
+      <w:r>
+        <w:rPr>
+          <w:rFonts w:ascii="Times New Roman" w:hAnsi="Times New Roman" w:eastAsia="宋体"/>
+          <w:b w:val="0"/>
+          <w:color w:val="141414"/>
+          <w:sz w:val="21"/>
+        </w:rPr>
+        <w:t>第三步（确立核心哲学母题与情感原动力）：贺羽端在豆瓣手记中指出，第1集故意抛出看似荒诞的“2032断网、2033纸媒回潮”设定，就是为了打破功利主义的“铁饭碗”迷思——“没有最好的行业，只有一直进步的人。‘铁饭碗’真的‘铁’吗？是不是这个‘铁’束缚了你内心真正的选择？”同时通过“雪人”意象提出全剧哲学Slogan：“你想成为怎样的雪人，反正都会化掉。”而总制片人蔡雨潮在幕后特辑《亲爱的家人》中则点明了全剧的情感底座：“人生最大的一个点就是‘悔’……可能我们改变不了命运，但是不是可以回到过去，看一看父母年轻的样子？换一个思维模式，它可能不是一门生意，它可能是一门情感。”</w:t>
+      </w:r>
+    </w:p>
+    <w:p>
+      <w:pPr>
+        <w:spacing w:before="240" w:after="80" w:line="384" w:lineRule="auto"/>
+        <w:jc w:val="left"/>
+      </w:pPr>
+      <w:r>
+        <w:rPr>
+          <w:rFonts w:ascii="Arial" w:hAnsi="Arial" w:eastAsia="黑体"/>
+          <w:b/>
+          <w:color w:val="192D55"/>
+          <w:sz w:val="26"/>
+        </w:rPr>
+        <w:t>第二章　题材垂类三维黄金配比公式（20% × 40% × 40%）与三大受众情绪出口</w:t>
       </w:r>
     </w:p>
     <w:tbl>
@@ -99,7 +146,7 @@
         </w:trPr>
         <w:tc>
           <w:tcPr>
-            <w:tcW w:type="dxa" w:w="2376"/>
+            <w:tcW w:type="dxa" w:w="2664"/>
             <w:vAlign w:val="center"/>
             <w:tcMar>
               <w:top w:w="130" w:type="dxa"/>
@@ -122,829 +169,7 @@
                 <w:color w:val="FFFFFF"/>
                 <w:sz w:val="19"/>
               </w:rPr>
-              <w:t>三维融合层级</w:t>
-            </w:r>
-          </w:p>
-        </w:tc>
-        <w:tc>
-          <w:tcPr>
-            <w:tcW w:type="dxa" w:w="3816"/>
-            <w:vAlign w:val="center"/>
-            <w:tcMar>
-              <w:top w:w="130" w:type="dxa"/>
-              <w:bottom w:w="130" w:type="dxa"/>
-              <w:left w:w="150" w:type="dxa"/>
-              <w:right w:w="150" w:type="dxa"/>
-            </w:tcMar>
-            <w:shd w:fill="1F3864"/>
-          </w:tcPr>
-          <w:p>
-            <w:pPr>
-              <w:spacing w:before="40" w:after="40" w:line="312" w:lineRule="auto"/>
-              <w:jc w:val="center"/>
-            </w:pPr>
-            <w:r/>
-            <w:r>
-              <w:rPr>
-                <w:rFonts w:ascii="Arial" w:hAnsi="Arial" w:eastAsia="黑体"/>
-                <w:b/>
-                <w:color w:val="FFFFFF"/>
-                <w:sz w:val="19"/>
-              </w:rPr>
-              <w:t>核心设计法则与“度”的把控标准</w:t>
-            </w:r>
-          </w:p>
-        </w:tc>
-        <w:tc>
-          <w:tcPr>
-            <w:tcW w:type="dxa" w:w="4176"/>
-            <w:vAlign w:val="center"/>
-            <w:tcMar>
-              <w:top w:w="130" w:type="dxa"/>
-              <w:bottom w:w="130" w:type="dxa"/>
-              <w:left w:w="150" w:type="dxa"/>
-              <w:right w:w="150" w:type="dxa"/>
-            </w:tcMar>
-            <w:shd w:fill="1F3864"/>
-          </w:tcPr>
-          <w:p>
-            <w:pPr>
-              <w:spacing w:before="40" w:after="40" w:line="312" w:lineRule="auto"/>
-              <w:jc w:val="center"/>
-            </w:pPr>
-            <w:r/>
-            <w:r>
-              <w:rPr>
-                <w:rFonts w:ascii="Arial" w:hAnsi="Arial" w:eastAsia="黑体"/>
-                <w:b/>
-                <w:color w:val="FFFFFF"/>
-                <w:sz w:val="19"/>
-              </w:rPr>
-              <w:t>《三人行》黄金标杆范例对照</w:t>
-            </w:r>
-          </w:p>
-        </w:tc>
-      </w:tr>
-      <w:tr>
-        <w:trPr>
-          <w:cantSplit/>
-        </w:trPr>
-        <w:tc>
-          <w:tcPr>
-            <w:tcW w:type="dxa" w:w="2376"/>
-            <w:vAlign w:val="center"/>
-            <w:tcMar>
-              <w:top w:w="105" w:type="dxa"/>
-              <w:bottom w:w="105" w:type="dxa"/>
-              <w:left w:w="145" w:type="dxa"/>
-              <w:right w:w="145" w:type="dxa"/>
-            </w:tcMar>
-          </w:tcPr>
-          <w:p>
-            <w:pPr>
-              <w:spacing w:before="40" w:after="40" w:line="341" w:lineRule="auto"/>
-              <w:jc w:val="left"/>
-            </w:pPr>
-            <w:r/>
-            <w:r>
-              <w:rPr>
-                <w:rFonts w:ascii="Times New Roman" w:hAnsi="Times New Roman" w:eastAsia="宋体"/>
-                <w:b/>
-                <w:color w:val="191919"/>
-                <w:sz w:val="19"/>
-              </w:rPr>
-              <w:t>第一维：高概念引擎外壳</w:t>
-              <w:br/>
-              <w:t>（15%—20% 强钩子）</w:t>
-            </w:r>
-          </w:p>
-        </w:tc>
-        <w:tc>
-          <w:tcPr>
-            <w:tcW w:type="dxa" w:w="3816"/>
-            <w:vAlign w:val="center"/>
-            <w:tcMar>
-              <w:top w:w="105" w:type="dxa"/>
-              <w:bottom w:w="105" w:type="dxa"/>
-              <w:left w:w="145" w:type="dxa"/>
-              <w:right w:w="145" w:type="dxa"/>
-            </w:tcMar>
-          </w:tcPr>
-          <w:p>
-            <w:pPr>
-              <w:spacing w:before="40" w:after="40" w:line="341" w:lineRule="auto"/>
-              <w:jc w:val="left"/>
-            </w:pPr>
-            <w:r/>
-            <w:r>
-              <w:rPr>
-                <w:rFonts w:ascii="Times New Roman" w:hAnsi="Times New Roman" w:eastAsia="宋体"/>
-                <w:b w:val="0"/>
-                <w:color w:val="191919"/>
-                <w:sz w:val="19"/>
-              </w:rPr>
-              <w:t>用一句话就能听懂、极具戏剧反差与博弈张力的高概念设定作为开篇钩子（Hook），迅速拉开人物认知差与命运悬念，但严禁让技术/玄学规则喧宾夺主。</w:t>
-            </w:r>
-          </w:p>
-        </w:tc>
-        <w:tc>
-          <w:tcPr>
-            <w:tcW w:type="dxa" w:w="4176"/>
-            <w:vAlign w:val="center"/>
-            <w:tcMar>
-              <w:top w:w="105" w:type="dxa"/>
-              <w:bottom w:w="105" w:type="dxa"/>
-              <w:left w:w="145" w:type="dxa"/>
-              <w:right w:w="145" w:type="dxa"/>
-            </w:tcMar>
-          </w:tcPr>
-          <w:p>
-            <w:pPr>
-              <w:spacing w:before="40" w:after="40" w:line="341" w:lineRule="auto"/>
-              <w:jc w:val="left"/>
-            </w:pPr>
-            <w:r/>
-            <w:r>
-              <w:rPr>
-                <w:rFonts w:ascii="Times New Roman" w:hAnsi="Times New Roman" w:eastAsia="宋体"/>
-                <w:b w:val="0"/>
-                <w:color w:val="191919"/>
-                <w:sz w:val="19"/>
-              </w:rPr>
-              <w:t>【三代同体跨时空博弈】：2033年41岁失意程序员与2058年66岁功成名就却丧妻的老年自己，双双穿越回2008年改造16岁高一的自己。三个年龄段的同一个人在同一屋檐、同一课堂争抢人生方向盘。</w:t>
-            </w:r>
-          </w:p>
-        </w:tc>
-      </w:tr>
-      <w:tr>
-        <w:trPr>
-          <w:cantSplit/>
-        </w:trPr>
-        <w:tc>
-          <w:tcPr>
-            <w:tcW w:type="dxa" w:w="2376"/>
-            <w:vAlign w:val="center"/>
-            <w:tcMar>
-              <w:top w:w="105" w:type="dxa"/>
-              <w:bottom w:w="105" w:type="dxa"/>
-              <w:left w:w="145" w:type="dxa"/>
-              <w:right w:w="145" w:type="dxa"/>
-            </w:tcMar>
-            <w:shd w:fill="F7FAFC"/>
-          </w:tcPr>
-          <w:p>
-            <w:pPr>
-              <w:spacing w:before="40" w:after="40" w:line="341" w:lineRule="auto"/>
-              <w:jc w:val="left"/>
-            </w:pPr>
-            <w:r/>
-            <w:r>
-              <w:rPr>
-                <w:rFonts w:ascii="Times New Roman" w:hAnsi="Times New Roman" w:eastAsia="宋体"/>
-                <w:b/>
-                <w:color w:val="191919"/>
-                <w:sz w:val="19"/>
-              </w:rPr>
-              <w:t>第二维：强现实时代肌理</w:t>
-              <w:br/>
-              <w:t>（40%—45% 烟火气）</w:t>
-            </w:r>
-          </w:p>
-        </w:tc>
-        <w:tc>
-          <w:tcPr>
-            <w:tcW w:type="dxa" w:w="3816"/>
-            <w:vAlign w:val="center"/>
-            <w:tcMar>
-              <w:top w:w="105" w:type="dxa"/>
-              <w:bottom w:w="105" w:type="dxa"/>
-              <w:left w:w="145" w:type="dxa"/>
-              <w:right w:w="145" w:type="dxa"/>
-            </w:tcMar>
-            <w:shd w:fill="F7FAFC"/>
-          </w:tcPr>
-          <w:p>
-            <w:pPr>
-              <w:spacing w:before="40" w:after="40" w:line="341" w:lineRule="auto"/>
-              <w:jc w:val="left"/>
-            </w:pPr>
-            <w:r/>
-            <w:r>
-              <w:rPr>
-                <w:rFonts w:ascii="Times New Roman" w:hAnsi="Times New Roman" w:eastAsia="宋体"/>
-                <w:b w:val="0"/>
-                <w:color w:val="191919"/>
-                <w:sz w:val="19"/>
-              </w:rPr>
-              <w:t>将高概念死死铆定在极其具体、有温度、有气味、有痛点的真实时代生活细节中。高概念越奇幻，生活细节（吃食、物价、方言、家庭陈设、时代金曲）就必须越写实。</w:t>
-            </w:r>
-          </w:p>
-        </w:tc>
-        <w:tc>
-          <w:tcPr>
-            <w:tcW w:type="dxa" w:w="4176"/>
-            <w:vAlign w:val="center"/>
-            <w:tcMar>
-              <w:top w:w="105" w:type="dxa"/>
-              <w:bottom w:w="105" w:type="dxa"/>
-              <w:left w:w="145" w:type="dxa"/>
-              <w:right w:w="145" w:type="dxa"/>
-            </w:tcMar>
-            <w:shd w:fill="F7FAFC"/>
-          </w:tcPr>
-          <w:p>
-            <w:pPr>
-              <w:spacing w:before="40" w:after="40" w:line="341" w:lineRule="auto"/>
-              <w:jc w:val="left"/>
-            </w:pPr>
-            <w:r/>
-            <w:r>
-              <w:rPr>
-                <w:rFonts w:ascii="Times New Roman" w:hAnsi="Times New Roman" w:eastAsia="宋体"/>
-                <w:b w:val="0"/>
-                <w:color w:val="191919"/>
-                <w:sz w:val="19"/>
-              </w:rPr>
-              <w:t>【2008千禧东北工业老城长林】：高一文理分科、十元砂锅麻辣烫加磁州脆藕、三条鱼漫画屋五角钱租书、54路有轨电车叮当声、红烧牛肉泡面、下岗潮与铁饭碗焦虑、诺基亚按键机与贴吧。</w:t>
-            </w:r>
-          </w:p>
-        </w:tc>
-      </w:tr>
-      <w:tr>
-        <w:trPr>
-          <w:cantSplit/>
-        </w:trPr>
-        <w:tc>
-          <w:tcPr>
-            <w:tcW w:type="dxa" w:w="2376"/>
-            <w:vAlign w:val="center"/>
-            <w:tcMar>
-              <w:top w:w="105" w:type="dxa"/>
-              <w:bottom w:w="105" w:type="dxa"/>
-              <w:left w:w="145" w:type="dxa"/>
-              <w:right w:w="145" w:type="dxa"/>
-            </w:tcMar>
-          </w:tcPr>
-          <w:p>
-            <w:pPr>
-              <w:spacing w:before="40" w:after="40" w:line="341" w:lineRule="auto"/>
-              <w:jc w:val="left"/>
-            </w:pPr>
-            <w:r/>
-            <w:r>
-              <w:rPr>
-                <w:rFonts w:ascii="Times New Roman" w:hAnsi="Times New Roman" w:eastAsia="宋体"/>
-                <w:b/>
-                <w:color w:val="191919"/>
-                <w:sz w:val="19"/>
-              </w:rPr>
-              <w:t>第三维：普世哲学与情感核</w:t>
-              <w:br/>
-              <w:t>（35%—40% 情绪出口）</w:t>
-            </w:r>
-          </w:p>
-        </w:tc>
-        <w:tc>
-          <w:tcPr>
-            <w:tcW w:type="dxa" w:w="3816"/>
-            <w:vAlign w:val="center"/>
-            <w:tcMar>
-              <w:top w:w="105" w:type="dxa"/>
-              <w:bottom w:w="105" w:type="dxa"/>
-              <w:left w:w="145" w:type="dxa"/>
-              <w:right w:w="145" w:type="dxa"/>
-            </w:tcMar>
-          </w:tcPr>
-          <w:p>
-            <w:pPr>
-              <w:spacing w:before="40" w:after="40" w:line="341" w:lineRule="auto"/>
-              <w:jc w:val="left"/>
-            </w:pPr>
-            <w:r/>
-            <w:r>
-              <w:rPr>
-                <w:rFonts w:ascii="Times New Roman" w:hAnsi="Times New Roman" w:eastAsia="宋体"/>
-                <w:b w:val="0"/>
-                <w:color w:val="191919"/>
-                <w:sz w:val="19"/>
-              </w:rPr>
-              <w:t>对类型套路进行“反叛式升维”——打破爽剧“开挂暴富即圆满”的低级逻辑，探讨关于自我接纳、代际和解与生命不确定性的普世命题。</w:t>
-            </w:r>
-          </w:p>
-        </w:tc>
-        <w:tc>
-          <w:tcPr>
-            <w:tcW w:type="dxa" w:w="4176"/>
-            <w:vAlign w:val="center"/>
-            <w:tcMar>
-              <w:top w:w="105" w:type="dxa"/>
-              <w:bottom w:w="105" w:type="dxa"/>
-              <w:left w:w="145" w:type="dxa"/>
-              <w:right w:w="145" w:type="dxa"/>
-            </w:tcMar>
-          </w:tcPr>
-          <w:p>
-            <w:pPr>
-              <w:spacing w:before="40" w:after="40" w:line="341" w:lineRule="auto"/>
-              <w:jc w:val="left"/>
-            </w:pPr>
-            <w:r/>
-            <w:r>
-              <w:rPr>
-                <w:rFonts w:ascii="Times New Roman" w:hAnsi="Times New Roman" w:eastAsia="宋体"/>
-                <w:b w:val="0"/>
-                <w:color w:val="191919"/>
-                <w:sz w:val="19"/>
-              </w:rPr>
-              <w:t>【反“过来人爹味说教”与“未知才是未来”】：41岁选理科失业亡妻、66岁选文科暴富依然亡妻，全知记忆反而把少年变成不会生活的囚徒；最终顿悟“没有最好的行业，只有一直进步的人；未知，才是未来”。</w:t>
-            </w:r>
-          </w:p>
-        </w:tc>
-      </w:tr>
-    </w:tbl>
-    <w:p>
-      <w:pPr>
-        <w:spacing w:before="240" w:after="80" w:line="384" w:lineRule="auto"/>
-        <w:jc w:val="left"/>
-      </w:pPr>
-      <w:r>
-        <w:rPr>
-          <w:rFonts w:ascii="Arial" w:hAnsi="Arial" w:eastAsia="黑体"/>
-          <w:b/>
-          <w:color w:val="192D55"/>
-          <w:sz w:val="26"/>
-        </w:rPr>
-        <w:t>第二章　受众三大情绪出口与社会热点共鸣工程（《三人行》标杆拆解）</w:t>
-      </w:r>
-    </w:p>
-    <w:p>
-      <w:pPr>
-        <w:spacing w:before="40" w:after="100" w:line="384" w:lineRule="auto"/>
-        <w:ind w:firstLine="420"/>
-        <w:jc w:val="left"/>
-      </w:pPr>
-      <w:r>
-        <w:rPr>
-          <w:rFonts w:ascii="Times New Roman" w:hAnsi="Times New Roman" w:eastAsia="宋体"/>
-          <w:b w:val="0"/>
-          <w:color w:val="141414"/>
-          <w:sz w:val="21"/>
-        </w:rPr>
-        <w:t>一部剧集为什么能持续吸引观众追看24集并自发传播？核心在于它不仅有“脑力悬念（谁赢了/怎么破局）”，更在每一集精准锚定了能够刺中当代观众软肋的【三大受众情绪出口】：</w:t>
-      </w:r>
-    </w:p>
-    <w:tbl>
-      <w:tblPr>
-        <w:tblStyle w:val="TableGrid"/>
-        <w:tblW w:type="auto" w:w="0"/>
-        <w:jc w:val="center"/>
-        <w:tblLayout w:type="fixed"/>
-        <w:tblLook w:firstColumn="1" w:firstRow="1" w:lastColumn="0" w:lastRow="0" w:noHBand="0" w:noVBand="1" w:val="04A0"/>
-      </w:tblPr>
-      <w:tblGrid>
-        <w:gridCol w:w="3456"/>
-        <w:gridCol w:w="3456"/>
-        <w:gridCol w:w="3456"/>
-      </w:tblGrid>
-      <w:tr>
-        <w:trPr>
-          <w:tblHeader/>
-          <w:cantSplit/>
-        </w:trPr>
-        <w:tc>
-          <w:tcPr>
-            <w:tcW w:type="dxa" w:w="2376"/>
-            <w:vAlign w:val="center"/>
-            <w:tcMar>
-              <w:top w:w="130" w:type="dxa"/>
-              <w:bottom w:w="130" w:type="dxa"/>
-              <w:left w:w="150" w:type="dxa"/>
-              <w:right w:w="150" w:type="dxa"/>
-            </w:tcMar>
-            <w:shd w:fill="1F3864"/>
-          </w:tcPr>
-          <w:p>
-            <w:pPr>
-              <w:spacing w:before="40" w:after="40" w:line="312" w:lineRule="auto"/>
-              <w:jc w:val="center"/>
-            </w:pPr>
-            <w:r/>
-            <w:r>
-              <w:rPr>
-                <w:rFonts w:ascii="Arial" w:hAnsi="Arial" w:eastAsia="黑体"/>
-                <w:b/>
-                <w:color w:val="FFFFFF"/>
-                <w:sz w:val="19"/>
-              </w:rPr>
-              <w:t>受众情绪出口维度</w:t>
-            </w:r>
-          </w:p>
-        </w:tc>
-        <w:tc>
-          <w:tcPr>
-            <w:tcW w:type="dxa" w:w="3384"/>
-            <w:vAlign w:val="center"/>
-            <w:tcMar>
-              <w:top w:w="130" w:type="dxa"/>
-              <w:bottom w:w="130" w:type="dxa"/>
-              <w:left w:w="150" w:type="dxa"/>
-              <w:right w:w="150" w:type="dxa"/>
-            </w:tcMar>
-            <w:shd w:fill="1F3864"/>
-          </w:tcPr>
-          <w:p>
-            <w:pPr>
-              <w:spacing w:before="40" w:after="40" w:line="312" w:lineRule="auto"/>
-              <w:jc w:val="center"/>
-            </w:pPr>
-            <w:r/>
-            <w:r>
-              <w:rPr>
-                <w:rFonts w:ascii="Arial" w:hAnsi="Arial" w:eastAsia="黑体"/>
-                <w:b/>
-                <w:color w:val="FFFFFF"/>
-                <w:sz w:val="19"/>
-              </w:rPr>
-              <w:t>情绪痛点与共鸣触发机制</w:t>
-            </w:r>
-          </w:p>
-        </w:tc>
-        <w:tc>
-          <w:tcPr>
-            <w:tcW w:type="dxa" w:w="4608"/>
-            <w:vAlign w:val="center"/>
-            <w:tcMar>
-              <w:top w:w="130" w:type="dxa"/>
-              <w:bottom w:w="130" w:type="dxa"/>
-              <w:left w:w="150" w:type="dxa"/>
-              <w:right w:w="150" w:type="dxa"/>
-            </w:tcMar>
-            <w:shd w:fill="1F3864"/>
-          </w:tcPr>
-          <w:p>
-            <w:pPr>
-              <w:spacing w:before="40" w:after="40" w:line="312" w:lineRule="auto"/>
-              <w:jc w:val="center"/>
-            </w:pPr>
-            <w:r/>
-            <w:r>
-              <w:rPr>
-                <w:rFonts w:ascii="Arial" w:hAnsi="Arial" w:eastAsia="黑体"/>
-                <w:b/>
-                <w:color w:val="FFFFFF"/>
-                <w:sz w:val="19"/>
-              </w:rPr>
-              <w:t>《三人行》全剧代表性高光引爆场次实证</w:t>
-            </w:r>
-          </w:p>
-        </w:tc>
-      </w:tr>
-      <w:tr>
-        <w:trPr>
-          <w:cantSplit/>
-        </w:trPr>
-        <w:tc>
-          <w:tcPr>
-            <w:tcW w:type="dxa" w:w="2376"/>
-            <w:vAlign w:val="center"/>
-            <w:tcMar>
-              <w:top w:w="105" w:type="dxa"/>
-              <w:bottom w:w="105" w:type="dxa"/>
-              <w:left w:w="145" w:type="dxa"/>
-              <w:right w:w="145" w:type="dxa"/>
-            </w:tcMar>
-          </w:tcPr>
-          <w:p>
-            <w:pPr>
-              <w:spacing w:before="40" w:after="40" w:line="341" w:lineRule="auto"/>
-              <w:jc w:val="left"/>
-            </w:pPr>
-            <w:r/>
-            <w:r>
-              <w:rPr>
-                <w:rFonts w:ascii="Times New Roman" w:hAnsi="Times New Roman" w:eastAsia="宋体"/>
-                <w:b/>
-                <w:color w:val="191919"/>
-                <w:sz w:val="19"/>
-              </w:rPr>
-              <w:t>情绪出口一：</w:t>
-              <w:br/>
-              <w:t>中式原生家庭的“刀子嘴与避风港”代际和解</w:t>
-            </w:r>
-          </w:p>
-        </w:tc>
-        <w:tc>
-          <w:tcPr>
-            <w:tcW w:type="dxa" w:w="3384"/>
-            <w:vAlign w:val="center"/>
-            <w:tcMar>
-              <w:top w:w="105" w:type="dxa"/>
-              <w:bottom w:w="105" w:type="dxa"/>
-              <w:left w:w="145" w:type="dxa"/>
-              <w:right w:w="145" w:type="dxa"/>
-            </w:tcMar>
-          </w:tcPr>
-          <w:p>
-            <w:pPr>
-              <w:spacing w:before="40" w:after="40" w:line="341" w:lineRule="auto"/>
-              <w:jc w:val="left"/>
-            </w:pPr>
-            <w:r/>
-            <w:r>
-              <w:rPr>
-                <w:rFonts w:ascii="Times New Roman" w:hAnsi="Times New Roman" w:eastAsia="宋体"/>
-                <w:b w:val="0"/>
-                <w:color w:val="191919"/>
-                <w:sz w:val="19"/>
-              </w:rPr>
-              <w:t>精准捕捉中国式父母“控制欲背后的恐惧、严厉背后的笨拙深爱”，用“先极致冲突撕裂、后极致细节反转”的手法制造全剧最强催泪弹。</w:t>
-            </w:r>
-          </w:p>
-        </w:tc>
-        <w:tc>
-          <w:tcPr>
-            <w:tcW w:type="dxa" w:w="4608"/>
-            <w:vAlign w:val="center"/>
-            <w:tcMar>
-              <w:top w:w="105" w:type="dxa"/>
-              <w:bottom w:w="105" w:type="dxa"/>
-              <w:left w:w="145" w:type="dxa"/>
-              <w:right w:w="145" w:type="dxa"/>
-            </w:tcMar>
-          </w:tcPr>
-          <w:p>
-            <w:pPr>
-              <w:spacing w:before="40" w:after="40" w:line="341" w:lineRule="auto"/>
-              <w:jc w:val="left"/>
-            </w:pPr>
-            <w:r/>
-            <w:r>
-              <w:rPr>
-                <w:rFonts w:ascii="Times New Roman" w:hAnsi="Times New Roman" w:eastAsia="宋体"/>
-                <w:b w:val="0"/>
-                <w:color w:val="191919"/>
-                <w:sz w:val="19"/>
-              </w:rPr>
-              <w:t>① EP04赵东来白天暴怒撕碎儿子杂志抛下五楼，半夜却在零下二十度风雪里翻遍十几个垃圾桶找回碎稿，伸出冻裂发黑的双手向41岁儿子痛哭；</w:t>
-              <w:br/>
-              <w:t>② EP20王一漫抡起大铁锤砸碎禁锢她16年的阳台防盗护栏，倒逼控制狂虎妈杨敏痛哭认错；</w:t>
-              <w:br/>
-              <w:t>③ EP22五口之家团圆饺子宴，母亲刘美奕对41岁荀未来说出“家是避风港，不是凯旋门”。</w:t>
-            </w:r>
-          </w:p>
-        </w:tc>
-      </w:tr>
-      <w:tr>
-        <w:trPr>
-          <w:cantSplit/>
-        </w:trPr>
-        <w:tc>
-          <w:tcPr>
-            <w:tcW w:type="dxa" w:w="2376"/>
-            <w:vAlign w:val="center"/>
-            <w:tcMar>
-              <w:top w:w="105" w:type="dxa"/>
-              <w:bottom w:w="105" w:type="dxa"/>
-              <w:left w:w="145" w:type="dxa"/>
-              <w:right w:w="145" w:type="dxa"/>
-            </w:tcMar>
-            <w:shd w:fill="F7FAFC"/>
-          </w:tcPr>
-          <w:p>
-            <w:pPr>
-              <w:spacing w:before="40" w:after="40" w:line="341" w:lineRule="auto"/>
-              <w:jc w:val="left"/>
-            </w:pPr>
-            <w:r/>
-            <w:r>
-              <w:rPr>
-                <w:rFonts w:ascii="Times New Roman" w:hAnsi="Times New Roman" w:eastAsia="宋体"/>
-                <w:b/>
-                <w:color w:val="191919"/>
-                <w:sz w:val="19"/>
-              </w:rPr>
-              <w:t>情绪出口二：</w:t>
-              <w:br/>
-              <w:t>青春同窗群像的“纯粹义气与双向救赎”</w:t>
-            </w:r>
-          </w:p>
-        </w:tc>
-        <w:tc>
-          <w:tcPr>
-            <w:tcW w:type="dxa" w:w="3384"/>
-            <w:vAlign w:val="center"/>
-            <w:tcMar>
-              <w:top w:w="105" w:type="dxa"/>
-              <w:bottom w:w="105" w:type="dxa"/>
-              <w:left w:w="145" w:type="dxa"/>
-              <w:right w:w="145" w:type="dxa"/>
-            </w:tcMar>
-            <w:shd w:fill="F7FAFC"/>
-          </w:tcPr>
-          <w:p>
-            <w:pPr>
-              <w:spacing w:before="40" w:after="40" w:line="341" w:lineRule="auto"/>
-              <w:jc w:val="left"/>
-            </w:pPr>
-            <w:r/>
-            <w:r>
-              <w:rPr>
-                <w:rFonts w:ascii="Times New Roman" w:hAnsi="Times New Roman" w:eastAsia="宋体"/>
-                <w:b w:val="0"/>
-                <w:color w:val="191919"/>
-                <w:sz w:val="19"/>
-              </w:rPr>
-              <w:t>在唯分数论的高压应试环境中，刻画少年人之间不计得失、不讲“性价比”的赤诚守护，唤醒成年受众对纯粹友情的集体怀旧。</w:t>
-            </w:r>
-          </w:p>
-        </w:tc>
-        <w:tc>
-          <w:tcPr>
-            <w:tcW w:type="dxa" w:w="4608"/>
-            <w:vAlign w:val="center"/>
-            <w:tcMar>
-              <w:top w:w="105" w:type="dxa"/>
-              <w:bottom w:w="105" w:type="dxa"/>
-              <w:left w:w="145" w:type="dxa"/>
-              <w:right w:w="145" w:type="dxa"/>
-            </w:tcMar>
-            <w:shd w:fill="F7FAFC"/>
-          </w:tcPr>
-          <w:p>
-            <w:pPr>
-              <w:spacing w:before="40" w:after="40" w:line="341" w:lineRule="auto"/>
-              <w:jc w:val="left"/>
-            </w:pPr>
-            <w:r/>
-            <w:r>
-              <w:rPr>
-                <w:rFonts w:ascii="Times New Roman" w:hAnsi="Times New Roman" w:eastAsia="宋体"/>
-                <w:b w:val="0"/>
-                <w:color w:val="191919"/>
-                <w:sz w:val="19"/>
-              </w:rPr>
-              <w:t>① EP11寒门学霸陈明为证明赵左右只看了第一题就放回考卷，不惜冲进广播室向全校自曝每晚在主任电脑偷打CS的秘密而遭退学；</w:t>
-              <w:br/>
-              <w:t>② EP20赵左右、徐图图、王一漫拍300元探店广告攒钱装进“答案箱”铁罐留在5元快餐店资助蹬三轮车卖菜的陈明；</w:t>
-              <w:br/>
-              <w:t>③ EP21徐图图用收旧MP3解围、请吃汉堡、披校服、拉堆雪人四件暖事彻底感化2058杀手小雪。</w:t>
-            </w:r>
-          </w:p>
-        </w:tc>
-      </w:tr>
-      <w:tr>
-        <w:trPr>
-          <w:cantSplit/>
-        </w:trPr>
-        <w:tc>
-          <w:tcPr>
-            <w:tcW w:type="dxa" w:w="2376"/>
-            <w:vAlign w:val="center"/>
-            <w:tcMar>
-              <w:top w:w="105" w:type="dxa"/>
-              <w:bottom w:w="105" w:type="dxa"/>
-              <w:left w:w="145" w:type="dxa"/>
-              <w:right w:w="145" w:type="dxa"/>
-            </w:tcMar>
-          </w:tcPr>
-          <w:p>
-            <w:pPr>
-              <w:spacing w:before="40" w:after="40" w:line="341" w:lineRule="auto"/>
-              <w:jc w:val="left"/>
-            </w:pPr>
-            <w:r/>
-            <w:r>
-              <w:rPr>
-                <w:rFonts w:ascii="Times New Roman" w:hAnsi="Times New Roman" w:eastAsia="宋体"/>
-                <w:b/>
-                <w:color w:val="191919"/>
-                <w:sz w:val="19"/>
-              </w:rPr>
-              <w:t>情绪出口三：</w:t>
-              <w:br/>
-              <w:t>跨越生死的“双向奔赴与主体性纯爱”</w:t>
-            </w:r>
-          </w:p>
-        </w:tc>
-        <w:tc>
-          <w:tcPr>
-            <w:tcW w:type="dxa" w:w="3384"/>
-            <w:vAlign w:val="center"/>
-            <w:tcMar>
-              <w:top w:w="105" w:type="dxa"/>
-              <w:bottom w:w="105" w:type="dxa"/>
-              <w:left w:w="145" w:type="dxa"/>
-              <w:right w:w="145" w:type="dxa"/>
-            </w:tcMar>
-          </w:tcPr>
-          <w:p>
-            <w:pPr>
-              <w:spacing w:before="40" w:after="40" w:line="341" w:lineRule="auto"/>
-              <w:jc w:val="left"/>
-            </w:pPr>
-            <w:r/>
-            <w:r>
-              <w:rPr>
-                <w:rFonts w:ascii="Times New Roman" w:hAnsi="Times New Roman" w:eastAsia="宋体"/>
-                <w:b w:val="0"/>
-                <w:color w:val="191919"/>
-                <w:sz w:val="19"/>
-              </w:rPr>
-              <w:t>拒绝单方面的“霸总式替你改命”，强调伴侣双方对彼此独立人格的尊重与生死关头不顾一切的本能守护。</w:t>
-            </w:r>
-          </w:p>
-        </w:tc>
-        <w:tc>
-          <w:tcPr>
-            <w:tcW w:type="dxa" w:w="4608"/>
-            <w:vAlign w:val="center"/>
-            <w:tcMar>
-              <w:top w:w="105" w:type="dxa"/>
-              <w:bottom w:w="105" w:type="dxa"/>
-              <w:left w:w="145" w:type="dxa"/>
-              <w:right w:w="145" w:type="dxa"/>
-            </w:tcMar>
-          </w:tcPr>
-          <w:p>
-            <w:pPr>
-              <w:spacing w:before="40" w:after="40" w:line="341" w:lineRule="auto"/>
-              <w:jc w:val="left"/>
-            </w:pPr>
-            <w:r/>
-            <w:r>
-              <w:rPr>
-                <w:rFonts w:ascii="Times New Roman" w:hAnsi="Times New Roman" w:eastAsia="宋体"/>
-                <w:b w:val="0"/>
-                <w:color w:val="191919"/>
-                <w:sz w:val="19"/>
-              </w:rPr>
-              <w:t>① EP07–08 41岁舒图在岁月潭质问荀未来“生活是我们两个人的，你有没有问过我想被改变吗”，16岁徐图图用“既然美好真实存在过，为什么要吃后悔药”点醒41岁自己；</w:t>
-              <w:br/>
-              <w:t>② EP24大结局2012冬飞霞路雪夜，清除预知记忆的赵左右凭本能冲上去与偷拍男流血搏斗删掉羞辱视频、重留月牙疤，令徐图图解开心结终生未改名“舒图”，卡死99%时间修正。</w:t>
-            </w:r>
-          </w:p>
-        </w:tc>
-      </w:tr>
-    </w:tbl>
-    <w:p>
-      <w:pPr>
-        <w:spacing w:before="240" w:after="80" w:line="384" w:lineRule="auto"/>
-        <w:jc w:val="left"/>
-      </w:pPr>
-      <w:r>
-        <w:rPr>
-          <w:rFonts w:ascii="Arial" w:hAnsi="Arial" w:eastAsia="黑体"/>
-          <w:b/>
-          <w:color w:val="192D55"/>
-          <w:sz w:val="26"/>
-        </w:rPr>
-        <w:t>第三章　【新剧复用模板】新项目立项定位、故事核与情绪出口规划填空表</w:t>
-      </w:r>
-    </w:p>
-    <w:tbl>
-      <w:tblPr>
-        <w:tblStyle w:val="TableGrid"/>
-        <w:tblW w:type="auto" w:w="0"/>
-        <w:jc w:val="center"/>
-        <w:tblLayout w:type="fixed"/>
-        <w:tblLook w:firstColumn="1" w:firstRow="1" w:lastColumn="0" w:lastRow="0" w:noHBand="0" w:noVBand="1" w:val="04A0"/>
-      </w:tblPr>
-      <w:tblGrid>
-        <w:gridCol w:w="3456"/>
-        <w:gridCol w:w="3456"/>
-        <w:gridCol w:w="3456"/>
-      </w:tblGrid>
-      <w:tr>
-        <w:trPr>
-          <w:tblHeader/>
-          <w:cantSplit/>
-        </w:trPr>
-        <w:tc>
-          <w:tcPr>
-            <w:tcW w:type="dxa" w:w="2520"/>
-            <w:vAlign w:val="center"/>
-            <w:tcMar>
-              <w:top w:w="130" w:type="dxa"/>
-              <w:bottom w:w="130" w:type="dxa"/>
-              <w:left w:w="150" w:type="dxa"/>
-              <w:right w:w="150" w:type="dxa"/>
-            </w:tcMar>
-            <w:shd w:fill="1F3864"/>
-          </w:tcPr>
-          <w:p>
-            <w:pPr>
-              <w:spacing w:before="40" w:after="40" w:line="312" w:lineRule="auto"/>
-              <w:jc w:val="center"/>
-            </w:pPr>
-            <w:r/>
-            <w:r>
-              <w:rPr>
-                <w:rFonts w:ascii="Arial" w:hAnsi="Arial" w:eastAsia="黑体"/>
-                <w:b/>
-                <w:color w:val="FFFFFF"/>
-                <w:sz w:val="19"/>
-              </w:rPr>
-              <w:t>新剧立项把控维度</w:t>
+              <w:t>题材融合维度与权重</w:t>
             </w:r>
           </w:p>
         </w:tc>
@@ -973,13 +198,13 @@
                 <w:color w:val="FFFFFF"/>
                 <w:sz w:val="19"/>
               </w:rPr>
-              <w:t>新项目规划填写区（开发新剧时逐项锁定）</w:t>
+              <w:t>核心构建内容与《三人行》实证</w:t>
             </w:r>
           </w:p>
         </w:tc>
         <w:tc>
           <w:tcPr>
-            <w:tcW w:type="dxa" w:w="3744"/>
+            <w:tcW w:type="dxa" w:w="3600"/>
             <w:vAlign w:val="center"/>
             <w:tcMar>
               <w:top w:w="130" w:type="dxa"/>
@@ -1002,7 +227,7 @@
                 <w:color w:val="FFFFFF"/>
                 <w:sz w:val="19"/>
               </w:rPr>
-              <w:t>立项质量自检标准（Checklist）</w:t>
+              <w:t>主创把控红线与向下游推导作用</w:t>
             </w:r>
           </w:p>
         </w:tc>
@@ -1013,7 +238,7 @@
         </w:trPr>
         <w:tc>
           <w:tcPr>
-            <w:tcW w:type="dxa" w:w="2520"/>
+            <w:tcW w:type="dxa" w:w="2664"/>
             <w:vAlign w:val="center"/>
             <w:tcMar>
               <w:top w:w="105" w:type="dxa"/>
@@ -1025,7 +250,7 @@
           <w:p>
             <w:pPr>
               <w:spacing w:before="40" w:after="40" w:line="341" w:lineRule="auto"/>
-              <w:jc w:val="center"/>
+              <w:jc w:val="left"/>
             </w:pPr>
             <w:r/>
             <w:r>
@@ -1035,7 +260,9 @@
                 <w:color w:val="191919"/>
                 <w:sz w:val="19"/>
               </w:rPr>
-              <w:t>1. 剧集名称与体量规格</w:t>
+              <w:t>第一维：高概念强钩子外壳（20%）</w:t>
+              <w:br/>
+              <w:t>【软科幻：三代同体＋两代时空公司】</w:t>
             </w:r>
           </w:p>
         </w:tc>
@@ -1063,13 +290,13 @@
                 <w:color w:val="191919"/>
                 <w:sz w:val="19"/>
               </w:rPr>
-              <w:t>【剧名】：《　　　　》｜【集数×时长】：共 　 集 × 　 分钟</w:t>
+              <w:t>负责在开篇前3分钟和每集片尾抓住观众好奇心：同一人的16岁、41岁、66岁同时存在于2008年；41岁妻子舒图限时72小时降临；2058年实习生小雪与82岁余博士启动局部熵减时空修正。</w:t>
             </w:r>
           </w:p>
         </w:tc>
         <w:tc>
           <w:tcPr>
-            <w:tcW w:type="dxa" w:w="3744"/>
+            <w:tcW w:type="dxa" w:w="3600"/>
             <w:vAlign w:val="center"/>
             <w:tcMar>
               <w:top w:w="105" w:type="dxa"/>
@@ -1091,7 +318,7 @@
                 <w:color w:val="191919"/>
                 <w:sz w:val="19"/>
               </w:rPr>
-              <w:t>体量是否与故事容量匹配？（注：12-24集精品剧最宜采用强主线+群像副线结构）</w:t>
+              <w:t>严禁让科幻概念喧宾夺主变成冰冷的设定说明书；所有时空规则（如左额角伤疤消失、长卷发酒精肝覆写、99%修正卡死）必须100%服务于人物心理与情感冲击。</w:t>
             </w:r>
           </w:p>
         </w:tc>
@@ -1102,7 +329,7 @@
         </w:trPr>
         <w:tc>
           <w:tcPr>
-            <w:tcW w:type="dxa" w:w="2520"/>
+            <w:tcW w:type="dxa" w:w="2664"/>
             <w:vAlign w:val="center"/>
             <w:tcMar>
               <w:top w:w="105" w:type="dxa"/>
@@ -1115,7 +342,7 @@
           <w:p>
             <w:pPr>
               <w:spacing w:before="40" w:after="40" w:line="341" w:lineRule="auto"/>
-              <w:jc w:val="center"/>
+              <w:jc w:val="left"/>
             </w:pPr>
             <w:r/>
             <w:r>
@@ -1125,7 +352,9 @@
                 <w:color w:val="191919"/>
                 <w:sz w:val="19"/>
               </w:rPr>
-              <w:t>2. 三维题材垂类配比</w:t>
+              <w:t>第二维：强现实地域与时代肌理（40%）</w:t>
+              <w:br/>
+              <w:t>【千禧东北工业城市＋青春校园日常】</w:t>
             </w:r>
           </w:p>
         </w:tc>
@@ -1154,17 +383,13 @@
                 <w:color w:val="191919"/>
                 <w:sz w:val="19"/>
               </w:rPr>
-              <w:t>【高概念外壳（20%）】：</w:t>
-              <w:br/>
-              <w:t>【时代/生活肌理（40%）】：</w:t>
-              <w:br/>
-              <w:t>【核心情感/哲学母题（40%）】：</w:t>
+              <w:t>导演贺羽端像构建《塞尔达传说》开放世界一样搭建2008年东北老城长林：54路绿白有轨电车叮当声、怕被戴主任抓而用黑塑料袋偷偷装的十元麻酱砂锅麻辣烫（加磁州白莲藕）、三条鱼漫画屋、小灵通与诺基亚、黄桃罐头。</w:t>
             </w:r>
           </w:p>
         </w:tc>
         <w:tc>
           <w:tcPr>
-            <w:tcW w:type="dxa" w:w="3744"/>
+            <w:tcW w:type="dxa" w:w="3600"/>
             <w:vAlign w:val="center"/>
             <w:tcMar>
               <w:top w:w="105" w:type="dxa"/>
@@ -1187,7 +412,7 @@
                 <w:color w:val="191919"/>
                 <w:sz w:val="19"/>
               </w:rPr>
-              <w:t>是否避免了“纯悬浮设定”或“纯平淡日常”？生活细节是否有独特的地域/行业质感？</w:t>
+              <w:t>用极其扎实的烟火气消解穿越设定的悬浮感，让观众相信“他们不是在演科幻片，而是真的在2008年的东北寒冬里重新活了一次”。</w:t>
             </w:r>
           </w:p>
         </w:tc>
@@ -1198,7 +423,7 @@
         </w:trPr>
         <w:tc>
           <w:tcPr>
-            <w:tcW w:type="dxa" w:w="2520"/>
+            <w:tcW w:type="dxa" w:w="2664"/>
             <w:vAlign w:val="center"/>
             <w:tcMar>
               <w:top w:w="105" w:type="dxa"/>
@@ -1220,7 +445,9 @@
                 <w:color w:val="191919"/>
                 <w:sz w:val="19"/>
               </w:rPr>
-              <w:t>3. 一句话故事核（Logline）</w:t>
+              <w:t>第三维：普世人类情感内核（40%）</w:t>
+              <w:br/>
+              <w:t>【中国式亲情和解＋少年义气＋主体性纯爱】</w:t>
             </w:r>
           </w:p>
         </w:tc>
@@ -1248,13 +475,13 @@
                 <w:color w:val="191919"/>
                 <w:sz w:val="19"/>
               </w:rPr>
-              <w:t>【主角（带缺陷）】＋【激励事件】＋【核心目标】＋【最大阻力/代价】＋【终局哲学反转】：</w:t>
+              <w:t>锁死三大受众哭点与燃点：① 原生家庭“刀子嘴与避风港”（赵东来雪夜翻十几个垃圾桶找碎稿、刘美奕“家是避风港不是凯旋门”、王一漫铁锤砸防盗窗）；② 青春铁三角纯粹义气（陈明广播自首偷打CS退学）；③ 尊重独立人格的纯爱（徐图图不吃后悔药、赵左右雪夜流血删视频护尊严）。</w:t>
             </w:r>
           </w:p>
         </w:tc>
         <w:tc>
           <w:tcPr>
-            <w:tcW w:type="dxa" w:w="3744"/>
+            <w:tcW w:type="dxa" w:w="3600"/>
             <w:vAlign w:val="center"/>
             <w:tcMar>
               <w:top w:w="105" w:type="dxa"/>
@@ -1276,7 +503,115 @@
                 <w:color w:val="191919"/>
                 <w:sz w:val="19"/>
               </w:rPr>
-              <w:t>能否在80字内讲清核心戏剧矛盾？主角的选择是否存在两难困境？</w:t>
+              <w:t>确保不看科幻的观众也能被父子情、母女情、同窗情与夫妻情深深击中，实现破圈共鸣。</w:t>
+            </w:r>
+          </w:p>
+        </w:tc>
+      </w:tr>
+    </w:tbl>
+    <w:p>
+      <w:pPr>
+        <w:spacing w:before="240" w:after="80" w:line="384" w:lineRule="auto"/>
+        <w:jc w:val="left"/>
+      </w:pPr>
+      <w:r>
+        <w:rPr>
+          <w:rFonts w:ascii="Arial" w:hAnsi="Arial" w:eastAsia="黑体"/>
+          <w:b/>
+          <w:color w:val="192D55"/>
+          <w:sz w:val="26"/>
+        </w:rPr>
+        <w:t>第三章　第2阶段把控：如何从核心母题推导出严丝合缝的世界观底层规则？</w:t>
+      </w:r>
+    </w:p>
+    <w:p>
+      <w:pPr>
+        <w:spacing w:before="60" w:after="100" w:line="384" w:lineRule="auto"/>
+        <w:ind w:firstLine="420"/>
+        <w:jc w:val="left"/>
+      </w:pPr>
+      <w:r>
+        <w:rPr>
+          <w:rFonts w:ascii="Times New Roman" w:hAnsi="Times New Roman" w:eastAsia="宋体"/>
+          <w:b w:val="0"/>
+          <w:color w:val="141414"/>
+          <w:sz w:val="21"/>
+        </w:rPr>
+        <w:t>【Stage 1 ➔ Stage 2 推导逻辑】：既然第1阶段确立了“反对功利改命、人才是真正变数、未知才是未来”，那么第2阶段在设计软科幻世界观时，就绝不能让主角轻易改命成功，而必须设计一套“越是用功利手段强行改命，越会触发残酷反噬与系统修正”的闭环法则：</w:t>
+      </w:r>
+    </w:p>
+    <w:tbl>
+      <w:tblPr>
+        <w:tblStyle w:val="TableGrid"/>
+        <w:tblW w:type="auto" w:w="0"/>
+        <w:jc w:val="center"/>
+        <w:tblLayout w:type="fixed"/>
+        <w:tblLook w:firstColumn="1" w:firstRow="1" w:lastColumn="0" w:lastRow="0" w:noHBand="0" w:noVBand="1" w:val="04A0"/>
+      </w:tblPr>
+      <w:tblGrid>
+        <w:gridCol w:w="5184"/>
+        <w:gridCol w:w="5184"/>
+      </w:tblGrid>
+      <w:tr>
+        <w:trPr>
+          <w:tblHeader/>
+          <w:cantSplit/>
+        </w:trPr>
+        <w:tc>
+          <w:tcPr>
+            <w:tcW w:type="dxa" w:w="3096"/>
+            <w:vAlign w:val="center"/>
+            <w:tcMar>
+              <w:top w:w="130" w:type="dxa"/>
+              <w:bottom w:w="130" w:type="dxa"/>
+              <w:left w:w="150" w:type="dxa"/>
+              <w:right w:w="150" w:type="dxa"/>
+            </w:tcMar>
+            <w:shd w:fill="1F3864"/>
+          </w:tcPr>
+          <w:p>
+            <w:pPr>
+              <w:spacing w:before="40" w:after="40" w:line="312" w:lineRule="auto"/>
+              <w:jc w:val="center"/>
+            </w:pPr>
+            <w:r/>
+            <w:r>
+              <w:rPr>
+                <w:rFonts w:ascii="Arial" w:hAnsi="Arial" w:eastAsia="黑体"/>
+                <w:b/>
+                <w:color w:val="FFFFFF"/>
+                <w:sz w:val="19"/>
+              </w:rPr>
+              <w:t>世界观核心法则名称</w:t>
+            </w:r>
+          </w:p>
+        </w:tc>
+        <w:tc>
+          <w:tcPr>
+            <w:tcW w:type="dxa" w:w="7272"/>
+            <w:vAlign w:val="center"/>
+            <w:tcMar>
+              <w:top w:w="130" w:type="dxa"/>
+              <w:bottom w:w="130" w:type="dxa"/>
+              <w:left w:w="150" w:type="dxa"/>
+              <w:right w:w="150" w:type="dxa"/>
+            </w:tcMar>
+            <w:shd w:fill="1F3864"/>
+          </w:tcPr>
+          <w:p>
+            <w:pPr>
+              <w:spacing w:before="40" w:after="40" w:line="312" w:lineRule="auto"/>
+              <w:jc w:val="center"/>
+            </w:pPr>
+            <w:r/>
+            <w:r>
+              <w:rPr>
+                <w:rFonts w:ascii="Arial" w:hAnsi="Arial" w:eastAsia="黑体"/>
+                <w:b/>
+                <w:color w:val="FFFFFF"/>
+                <w:sz w:val="19"/>
+              </w:rPr>
+              <w:t>底层运行机制与向下游剧情的推导作用</w:t>
             </w:r>
           </w:p>
         </w:tc>
@@ -1287,7 +622,70 @@
         </w:trPr>
         <w:tc>
           <w:tcPr>
-            <w:tcW w:type="dxa" w:w="2520"/>
+            <w:tcW w:type="dxa" w:w="3096"/>
+            <w:vAlign w:val="center"/>
+            <w:tcMar>
+              <w:top w:w="105" w:type="dxa"/>
+              <w:bottom w:w="105" w:type="dxa"/>
+              <w:left w:w="145" w:type="dxa"/>
+              <w:right w:w="145" w:type="dxa"/>
+            </w:tcMar>
+          </w:tcPr>
+          <w:p>
+            <w:pPr>
+              <w:spacing w:before="40" w:after="40" w:line="341" w:lineRule="auto"/>
+              <w:jc w:val="left"/>
+            </w:pPr>
+            <w:r/>
+            <w:r>
+              <w:rPr>
+                <w:rFonts w:ascii="Times New Roman" w:hAnsi="Times New Roman" w:eastAsia="宋体"/>
+                <w:b/>
+                <w:color w:val="191919"/>
+                <w:sz w:val="19"/>
+              </w:rPr>
+              <w:t>法则一：两代时空机构的断代与“009号系统漏洞（Bug）”机制</w:t>
+            </w:r>
+          </w:p>
+        </w:tc>
+        <w:tc>
+          <w:tcPr>
+            <w:tcW w:type="dxa" w:w="7272"/>
+            <w:vAlign w:val="center"/>
+            <w:tcMar>
+              <w:top w:w="105" w:type="dxa"/>
+              <w:bottom w:w="105" w:type="dxa"/>
+              <w:left w:w="145" w:type="dxa"/>
+              <w:right w:w="145" w:type="dxa"/>
+            </w:tcMar>
+          </w:tcPr>
+          <w:p>
+            <w:pPr>
+              <w:spacing w:before="40" w:after="40" w:line="341" w:lineRule="auto"/>
+              <w:jc w:val="left"/>
+            </w:pPr>
+            <w:r/>
+            <w:r>
+              <w:rPr>
+                <w:rFonts w:ascii="Times New Roman" w:hAnsi="Times New Roman" w:eastAsia="宋体"/>
+                <w:b w:val="0"/>
+                <w:color w:val="191919"/>
+                <w:sz w:val="19"/>
+              </w:rPr>
+              <w:t>• 2033年【人生有限公司】处于实验期（009号荀未来签保密协议，靠点燃并咬碎卡奇滋巧克力棒在空旷雪地定位虫洞）；2038年公司被收购重组为2058年【人生无限有限公司】（商业化运营，“只卖体验，不卖后悔药”，靠飞霞路与旧仓库IC卡公用电话亭定点通信）。</w:t>
+              <w:br/>
+              <w:t>• 推导作用：因收购时高尚私藏了009号档案【LO-01M1/009】，导致荀未来在2058年系统中成为“无档案、无法被点对点实时监测的时空漏洞（Bug）”，这就合理推导出为什么前16集荀未来在2008年折腾却没被2058立刻抓走，而赵了却处处受点对点监测限制！</w:t>
+            </w:r>
+          </w:p>
+        </w:tc>
+      </w:tr>
+      <w:tr>
+        <w:trPr>
+          <w:cantSplit/>
+        </w:trPr>
+        <w:tc>
+          <w:tcPr>
+            <w:tcW w:type="dxa" w:w="3096"/>
             <w:vAlign w:val="center"/>
             <w:tcMar>
               <w:top w:w="105" w:type="dxa"/>
@@ -1300,7 +698,7 @@
           <w:p>
             <w:pPr>
               <w:spacing w:before="40" w:after="40" w:line="341" w:lineRule="auto"/>
-              <w:jc w:val="center"/>
+              <w:jc w:val="left"/>
             </w:pPr>
             <w:r/>
             <w:r>
@@ -1310,13 +708,13 @@
                 <w:color w:val="191919"/>
                 <w:sz w:val="19"/>
               </w:rPr>
-              <w:t>4. 核心反套路作者表达</w:t>
+              <w:t>法则二：双向蝴蝶效应与实时生理覆写反噬法则</w:t>
             </w:r>
           </w:p>
         </w:tc>
         <w:tc>
           <w:tcPr>
-            <w:tcW w:type="dxa" w:w="4104"/>
+            <w:tcW w:type="dxa" w:w="7272"/>
             <w:vAlign w:val="center"/>
             <w:tcMar>
               <w:top w:w="105" w:type="dxa"/>
@@ -1339,15 +737,110 @@
                 <w:color w:val="191919"/>
                 <w:sz w:val="19"/>
               </w:rPr>
-              <w:t>【本剧要打破的俗套观念】：</w:t>
+              <w:t>• 过去改变未来，未来同步反噬当下身体：① EP02小赵改填文科，荀未来当场口吐白沫晕厥、右额新增三道凹陷伤痕；② EP05小赵在冰湖心死决意弃文，16岁、41岁、66岁三代人同步倒地昏迷；③ EP10小赵不去罗家工厂蹭饭改写因果，荀未来与赵了左额角的月牙形旧疤同步消失；④ EP11–12小赵改学心理学，荀未来一夜长出及肩长卷发与络腮胡并确诊重度酒精肝。</w:t>
               <w:br/>
-              <w:t>【本剧终极传递的核心价值观】：</w:t>
+              <w:t>• 推导作用：将抽象的“时间线变动”转化为观众肉眼可见的生理惊悚与喜剧反差，时刻紧绷戏剧张力。</w:t>
+            </w:r>
+          </w:p>
+        </w:tc>
+      </w:tr>
+      <w:tr>
+        <w:trPr>
+          <w:cantSplit/>
+        </w:trPr>
+        <w:tc>
+          <w:tcPr>
+            <w:tcW w:type="dxa" w:w="3096"/>
+            <w:vAlign w:val="center"/>
+            <w:tcMar>
+              <w:top w:w="105" w:type="dxa"/>
+              <w:bottom w:w="105" w:type="dxa"/>
+              <w:left w:w="145" w:type="dxa"/>
+              <w:right w:w="145" w:type="dxa"/>
+            </w:tcMar>
+          </w:tcPr>
+          <w:p>
+            <w:pPr>
+              <w:spacing w:before="40" w:after="40" w:line="341" w:lineRule="auto"/>
+              <w:jc w:val="left"/>
+            </w:pPr>
+            <w:r/>
+            <w:r>
+              <w:rPr>
+                <w:rFonts w:ascii="Times New Roman" w:hAnsi="Times New Roman" w:eastAsia="宋体"/>
+                <w:b/>
+                <w:color w:val="191919"/>
+                <w:sz w:val="19"/>
+              </w:rPr>
+              <w:t>法则三：余博士“命定悖论（Bootstrap Paradox）”与最高警报铁律</w:t>
             </w:r>
           </w:p>
         </w:tc>
         <w:tc>
           <w:tcPr>
-            <w:tcW w:type="dxa" w:w="3744"/>
+            <w:tcW w:type="dxa" w:w="7272"/>
+            <w:vAlign w:val="center"/>
+            <w:tcMar>
+              <w:top w:w="105" w:type="dxa"/>
+              <w:bottom w:w="105" w:type="dxa"/>
+              <w:left w:w="145" w:type="dxa"/>
+              <w:right w:w="145" w:type="dxa"/>
+            </w:tcMar>
+          </w:tcPr>
+          <w:p>
+            <w:pPr>
+              <w:spacing w:before="40" w:after="40" w:line="341" w:lineRule="auto"/>
+              <w:jc w:val="left"/>
+            </w:pPr>
+            <w:r/>
+            <w:r>
+              <w:rPr>
+                <w:rFonts w:ascii="Times New Roman" w:hAnsi="Times New Roman" w:eastAsia="宋体"/>
+                <w:b w:val="0"/>
+                <w:color w:val="191919"/>
+                <w:sz w:val="19"/>
+              </w:rPr>
+              <w:t>• 2008年32岁的青年余博士（余止）原本尚未攻克虫洞技术；正是因为EP17–18荀未来、赵了与2058实习生小雪闯入她的生活，且她亲眼目睹小雪在市二院被白光强制召回凭空消失，才促使她搬空古堡远赴荒岛潜心钻研25年，于2033年创立人生有限公司！因此2058总部设有“严禁任何时空旅行者接触年轻余博士，一经接触立即触发最高警报强制召回”的铁律。</w:t>
+            </w:r>
+          </w:p>
+        </w:tc>
+      </w:tr>
+      <w:tr>
+        <w:trPr>
+          <w:cantSplit/>
+        </w:trPr>
+        <w:tc>
+          <w:tcPr>
+            <w:tcW w:type="dxa" w:w="3096"/>
+            <w:vAlign w:val="center"/>
+            <w:tcMar>
+              <w:top w:w="105" w:type="dxa"/>
+              <w:bottom w:w="105" w:type="dxa"/>
+              <w:left w:w="145" w:type="dxa"/>
+              <w:right w:w="145" w:type="dxa"/>
+            </w:tcMar>
+            <w:shd w:fill="F7FAFC"/>
+          </w:tcPr>
+          <w:p>
+            <w:pPr>
+              <w:spacing w:before="40" w:after="40" w:line="341" w:lineRule="auto"/>
+              <w:jc w:val="left"/>
+            </w:pPr>
+            <w:r/>
+            <w:r>
+              <w:rPr>
+                <w:rFonts w:ascii="Times New Roman" w:hAnsi="Times New Roman" w:eastAsia="宋体"/>
+                <w:b/>
+                <w:color w:val="191919"/>
+                <w:sz w:val="19"/>
+              </w:rPr>
+              <w:t>法则四：局部熵减时空修正与“真名锁死99%”终极破局法则</w:t>
+            </w:r>
+          </w:p>
+        </w:tc>
+        <w:tc>
+          <w:tcPr>
+            <w:tcW w:type="dxa" w:w="7272"/>
             <w:vAlign w:val="center"/>
             <w:tcMar>
               <w:top w:w="105" w:type="dxa"/>
@@ -1370,100 +863,9 @@
                 <w:color w:val="191919"/>
                 <w:sz w:val="19"/>
               </w:rPr>
-              <w:t>是否有类似《三人行》“破除铁饭碗迷思、未知才是未来”的深刻点题金句？</w:t>
-            </w:r>
-          </w:p>
-        </w:tc>
-      </w:tr>
-      <w:tr>
-        <w:trPr>
-          <w:cantSplit/>
-        </w:trPr>
-        <w:tc>
-          <w:tcPr>
-            <w:tcW w:type="dxa" w:w="2520"/>
-            <w:vAlign w:val="center"/>
-            <w:tcMar>
-              <w:top w:w="105" w:type="dxa"/>
-              <w:bottom w:w="105" w:type="dxa"/>
-              <w:left w:w="145" w:type="dxa"/>
-              <w:right w:w="145" w:type="dxa"/>
-            </w:tcMar>
-          </w:tcPr>
-          <w:p>
-            <w:pPr>
-              <w:spacing w:before="40" w:after="40" w:line="341" w:lineRule="auto"/>
-              <w:jc w:val="center"/>
-            </w:pPr>
-            <w:r/>
-            <w:r>
-              <w:rPr>
-                <w:rFonts w:ascii="Times New Roman" w:hAnsi="Times New Roman" w:eastAsia="宋体"/>
-                <w:b/>
-                <w:color w:val="191919"/>
-                <w:sz w:val="19"/>
-              </w:rPr>
-              <w:t>5. 三大受众情绪出口锚定</w:t>
-            </w:r>
-          </w:p>
-        </w:tc>
-        <w:tc>
-          <w:tcPr>
-            <w:tcW w:type="dxa" w:w="4104"/>
-            <w:vAlign w:val="center"/>
-            <w:tcMar>
-              <w:top w:w="105" w:type="dxa"/>
-              <w:bottom w:w="105" w:type="dxa"/>
-              <w:left w:w="145" w:type="dxa"/>
-              <w:right w:w="145" w:type="dxa"/>
-            </w:tcMar>
-          </w:tcPr>
-          <w:p>
-            <w:pPr>
-              <w:spacing w:before="40" w:after="40" w:line="341" w:lineRule="auto"/>
-              <w:jc w:val="left"/>
-            </w:pPr>
-            <w:r/>
-            <w:r>
-              <w:rPr>
-                <w:rFonts w:ascii="Times New Roman" w:hAnsi="Times New Roman" w:eastAsia="宋体"/>
-                <w:b w:val="0"/>
-                <w:color w:val="191919"/>
-                <w:sz w:val="19"/>
-              </w:rPr>
-              <w:t>【亲情/家庭痛点】：</w:t>
+              <w:t>• EP23老年余博士启动“局部熵减时空修正”，抹除未来人在2008年留下的记忆与物理痕迹（U盘爆火花、杂志社大火、全员失忆），将一切因掰回原本的果；小赵利用小雪留下的58003员工卡刷开旧仓库电话亭躲去2058年30分钟，卡时间差保住记忆。</w:t>
               <w:br/>
-              <w:t>【友情/职场/群像爽泪点】：</w:t>
-              <w:br/>
-              <w:t>【爱情/生死核心羁绊】：</w:t>
-            </w:r>
-          </w:p>
-        </w:tc>
-        <w:tc>
-          <w:tcPr>
-            <w:tcW w:type="dxa" w:w="3744"/>
-            <w:vAlign w:val="center"/>
-            <w:tcMar>
-              <w:top w:w="105" w:type="dxa"/>
-              <w:bottom w:w="105" w:type="dxa"/>
-              <w:left w:w="145" w:type="dxa"/>
-              <w:right w:w="145" w:type="dxa"/>
-            </w:tcMar>
-          </w:tcPr>
-          <w:p>
-            <w:pPr>
-              <w:spacing w:before="40" w:after="40" w:line="341" w:lineRule="auto"/>
-              <w:jc w:val="left"/>
-            </w:pPr>
-            <w:r/>
-            <w:r>
-              <w:rPr>
-                <w:rFonts w:ascii="Times New Roman" w:hAnsi="Times New Roman" w:eastAsia="宋体"/>
-                <w:b w:val="0"/>
-                <w:color w:val="191919"/>
-                <w:sz w:val="19"/>
-              </w:rPr>
-              <w:t>每个情绪出口是否都规划了至少 3 场具备短视频切片传播力的高光名场面？</w:t>
+              <w:t>• 终局推导：为什么修正最终卡在99%？因为在2012冬飞霞路雪夜，清除预知记忆回归未知的20岁赵左右凭本能流血删掉偷拍视频，解开了徐图图的原生家庭羞耻心结，使她这一世终生叫“徐图图”、从未改名“舒图”——2058系统在核查“2033年舒图车祸死亡”这一最后节点时因“2033查无舒图”永远卡死在99%！</w:t>
             </w:r>
           </w:p>
         </w:tc>

--- a/00_全流程把控总纲与六大核心把控尺/01_六大核心把控尺深度专著/01_《全流程把控尺一：题材垂类融合、核心故事核与受众情绪热点工程母版（附〈三人行〉标杆范例）》.docx
+++ b/00_全流程把控总纲与六大核心把控尺/01_六大核心把控尺深度专著/01_《全流程把控尺一：题材垂类融合、核心故事核与受众情绪热点工程母版（附〈三人行〉标杆范例）》.docx
@@ -792,15 +792,8 @@
               <w:spacing w:before="40" w:after="40" w:line="341" w:lineRule="auto"/>
               <w:jc w:val="left"/>
             </w:pPr>
-            <w:r/>
             <w:r>
-              <w:rPr>
-                <w:rFonts w:ascii="Times New Roman" w:hAnsi="Times New Roman" w:eastAsia="宋体"/>
-                <w:b w:val="0"/>
-                <w:color w:val="191919"/>
-                <w:sz w:val="19"/>
-              </w:rPr>
-              <w:t>• 2008年32岁的青年余博士（余止）原本尚未攻克虫洞技术；正是因为EP17–18荀未来、赵了与2058实习生小雪闯入她的生活，且她亲眼目睹小雪在市二院被白光强制召回凭空消失，才促使她搬空古堡远赴荒岛潜心钻研25年，于2033年创立人生有限公司！因此2058总部设有“严禁任何时空旅行者接触年轻余博士，一经接触立即触发最高警报强制召回”的铁律。</w:t>
+              <w:t>• 2008年32岁的青年余博士（余止）原本尚未攻克虫洞技术；正是因为EP17–18荀未来、赵了与2058实习生小雪闯入她的生活，且她在酒店2388套房卧室撕开小雪嘴上胶带时亲眼目睹小雪被白光强制召回凭空消失，才促使她搬空古堡远赴荒岛潜心钻研25年，于2033年创立人生有限公司！因此2058总部设有“严禁任何时空旅行者接触年轻余博士，一经接触立即触发最高警报强制召回”的铁律。</w:t>
             </w:r>
           </w:p>
         </w:tc>

--- a/00_全流程把控总纲与六大核心把控尺/01_六大核心把控尺深度专著/01_《全流程把控尺一：题材垂类融合、核心故事核与受众情绪热点工程母版（附〈三人行〉标杆范例）》.docx
+++ b/00_全流程把控总纲与六大核心把控尺/01_六大核心把控尺深度专著/01_《全流程把控尺一：题材垂类融合、核心故事核与受众情绪热点工程母版（附〈三人行〉标杆范例）》.docx
@@ -233,9 +233,6 @@
         </w:tc>
       </w:tr>
       <w:tr>
-        <w:trPr>
-          <w:cantSplit/>
-        </w:trPr>
         <w:tc>
           <w:tcPr>
             <w:tcW w:type="dxa" w:w="2664"/>
@@ -324,9 +321,6 @@
         </w:tc>
       </w:tr>
       <w:tr>
-        <w:trPr>
-          <w:cantSplit/>
-        </w:trPr>
         <w:tc>
           <w:tcPr>
             <w:tcW w:type="dxa" w:w="2664"/>
@@ -418,9 +412,6 @@
         </w:tc>
       </w:tr>
       <w:tr>
-        <w:trPr>
-          <w:cantSplit/>
-        </w:trPr>
         <w:tc>
           <w:tcPr>
             <w:tcW w:type="dxa" w:w="2664"/>
@@ -617,9 +608,6 @@
         </w:tc>
       </w:tr>
       <w:tr>
-        <w:trPr>
-          <w:cantSplit/>
-        </w:trPr>
         <w:tc>
           <w:tcPr>
             <w:tcW w:type="dxa" w:w="3096"/>
@@ -680,9 +668,6 @@
         </w:tc>
       </w:tr>
       <w:tr>
-        <w:trPr>
-          <w:cantSplit/>
-        </w:trPr>
         <w:tc>
           <w:tcPr>
             <w:tcW w:type="dxa" w:w="3096"/>
@@ -729,7 +714,11 @@
               <w:spacing w:before="40" w:after="40" w:line="341" w:lineRule="auto"/>
               <w:jc w:val="left"/>
             </w:pPr>
-            <w:r/>
+            <w:r>
+              <w:t>• 过去改变未来，未来同步反噬当下身体：① EP02小赵改填文科，荀未来当场口吐白沫晕厥、右额新增三道凹陷伤痕；② EP05小赵在家属院台阶下听见荀未来炫耀伪造回信真相后跑上冰封湖面决意弃文并踏入薄冰险境，在雪巷追赶的荀未来因身份证消散捂胸摔倒在雪巷昏迷（502室赵了心悸惊醒），小赵在EP06开篇薄冰开裂滑倒获徐图图抛救生圈救起；③ EP10小赵不去罗家工厂蹭饭改写因果，荀未来与赵了左额角的月牙形旧疤同步消失；④ EP11–12小赵改学心理学，荀未来一夜长出及肩长卷发与络腮胡并确诊重度酒精肝。</w:t>
+              <w:br/>
+              <w:t>• 推导作用：将抽象的“时间线变动”转化为观众肉眼可见的生理惊悚与喜剧反差，时刻紧绷戏剧张力。</w:t>
+            </w:r>
             <w:r>
               <w:rPr>
                 <w:rFonts w:ascii="Times New Roman" w:hAnsi="Times New Roman" w:eastAsia="宋体"/>
@@ -737,17 +726,11 @@
                 <w:color w:val="191919"/>
                 <w:sz w:val="19"/>
               </w:rPr>
-              <w:t>• 过去改变未来，未来同步反噬当下身体：① EP02小赵改填文科，荀未来当场口吐白沫晕厥、右额新增三道凹陷伤痕；② EP05小赵在冰湖心死决意弃文，16岁、41岁、66岁三代人同步倒地昏迷；③ EP10小赵不去罗家工厂蹭饭改写因果，荀未来与赵了左额角的月牙形旧疤同步消失；④ EP11–12小赵改学心理学，荀未来一夜长出及肩长卷发与络腮胡并确诊重度酒精肝。</w:t>
-              <w:br/>
-              <w:t>• 推导作用：将抽象的“时间线变动”转化为观众肉眼可见的生理惊悚与喜剧反差，时刻紧绷戏剧张力。</w:t>
             </w:r>
           </w:p>
         </w:tc>
       </w:tr>
       <w:tr>
-        <w:trPr>
-          <w:cantSplit/>
-        </w:trPr>
         <w:tc>
           <w:tcPr>
             <w:tcW w:type="dxa" w:w="3096"/>
@@ -793,15 +776,20 @@
               <w:jc w:val="left"/>
             </w:pPr>
             <w:r>
-              <w:t>• 2008年32岁的青年余博士（余止）原本尚未攻克虫洞技术；正是因为EP17–18荀未来、赵了与2058实习生小雪闯入她的生活，且她在酒店2388套房卧室撕开小雪嘴上胶带时亲眼目睹小雪被白光强制召回凭空消失，才促使她搬空古堡远赴荒岛潜心钻研25年，于2033年创立人生有限公司！因此2058总部设有“严禁任何时空旅行者接触年轻余博士，一经接触立即触发最高警报强制召回”的铁律。</w:t>
+              <w:t>• 2008年32岁的青年余博士（余止）潜心研究时空旅行却被外界质疑为疯子；在EP17–18中，荀未来与赵了以拉电影投资为名找上古堡，因说漏嘴被她怀疑是窃贼，余博士顺着车牌用电击贴片挟持荀未来进入酒店2388套房，在套房卧室撕开2058实习生小雪嘴上胶带时，亲眼目睹小雪在白光中凭空消失并听其喊出“我就是从未来来的，您真的成功了，他们是来杀您阻止时空旅行发明的”！亲眼证实未来自己真的研究成功（“我看还有谁敢说我是疯子！”）后，余博士连夜撕毁古堡黑板公式、搬空手稿远赴鲁多维科群岛潜心钻研，于2033年创立人生有限公司！因此2058总部设有“严禁任何时空旅行者接触年轻余博士，一经接触立即触发最高警报强制召回”的铁律。</w:t>
+            </w:r>
+            <w:r>
+              <w:rPr>
+                <w:rFonts w:ascii="Times New Roman" w:hAnsi="Times New Roman" w:eastAsia="宋体"/>
+                <w:b w:val="0"/>
+                <w:color w:val="191919"/>
+                <w:sz w:val="19"/>
+              </w:rPr>
             </w:r>
           </w:p>
         </w:tc>
       </w:tr>
       <w:tr>
-        <w:trPr>
-          <w:cantSplit/>
-        </w:trPr>
         <w:tc>
           <w:tcPr>
             <w:tcW w:type="dxa" w:w="3096"/>

--- a/00_全流程把控总纲与六大核心把控尺/01_六大核心把控尺深度专著/01_《全流程把控尺一：题材垂类融合、核心故事核与受众情绪热点工程母版（附〈三人行〉标杆范例）》.docx
+++ b/00_全流程把控总纲与六大核心把控尺/01_六大核心把控尺深度专著/01_《全流程把控尺一：题材垂类融合、核心故事核与受众情绪热点工程母版（附〈三人行〉标杆范例）》.docx
@@ -852,6 +852,2518 @@
         </w:tc>
       </w:tr>
     </w:tbl>
+    <w:p>
+      <w:pPr>
+        <w:spacing w:before="240" w:after="80" w:line="384" w:lineRule="auto"/>
+        <w:jc w:val="left"/>
+      </w:pPr>
+      <w:r>
+        <w:rPr>
+          <w:rFonts w:ascii="Arial" w:hAnsi="Arial" w:eastAsia="黑体"/>
+          <w:b/>
+          <w:color w:val="192D55"/>
+          <w:sz w:val="26"/>
+        </w:rPr>
+        <w:t>第四章　《三人行》项目工业规格、四重时代生活场肌理与软科幻十大底层运行铁律全表</w:t>
+      </w:r>
+    </w:p>
+    <w:tbl>
+      <w:tblPr>
+        <w:tblStyle w:val="TableGrid"/>
+        <w:tblW w:type="auto" w:w="0"/>
+        <w:jc w:val="center"/>
+        <w:tblLayout w:type="fixed"/>
+        <w:tblLook w:firstColumn="1" w:firstRow="1" w:lastColumn="0" w:lastRow="0" w:noHBand="0" w:noVBand="1" w:val="04A0"/>
+      </w:tblPr>
+      <w:tblGrid>
+        <w:gridCol w:w="5184"/>
+        <w:gridCol w:w="5184"/>
+      </w:tblGrid>
+      <w:tr>
+        <w:trPr>
+          <w:tblHeader/>
+          <w:cantSplit/>
+        </w:trPr>
+        <w:tc>
+          <w:tcPr>
+            <w:tcW w:type="dxa" w:w="2880"/>
+            <w:vAlign w:val="center"/>
+            <w:tcMar>
+              <w:top w:w="130" w:type="dxa"/>
+              <w:bottom w:w="130" w:type="dxa"/>
+              <w:left w:w="150" w:type="dxa"/>
+              <w:right w:w="150" w:type="dxa"/>
+            </w:tcMar>
+            <w:shd w:fill="1F3864"/>
+          </w:tcPr>
+          <w:p>
+            <w:pPr>
+              <w:spacing w:before="40" w:after="40" w:line="312" w:lineRule="auto"/>
+              <w:jc w:val="center"/>
+            </w:pPr>
+            <w:r/>
+            <w:r>
+              <w:rPr>
+                <w:rFonts w:ascii="Arial" w:hAnsi="Arial" w:eastAsia="黑体"/>
+                <w:b/>
+                <w:color w:val="FFFFFF"/>
+                <w:sz w:val="19"/>
+              </w:rPr>
+              <w:t>项目总控维度</w:t>
+            </w:r>
+          </w:p>
+        </w:tc>
+        <w:tc>
+          <w:tcPr>
+            <w:tcW w:type="dxa" w:w="7488"/>
+            <w:vAlign w:val="center"/>
+            <w:tcMar>
+              <w:top w:w="130" w:type="dxa"/>
+              <w:bottom w:w="130" w:type="dxa"/>
+              <w:left w:w="150" w:type="dxa"/>
+              <w:right w:w="150" w:type="dxa"/>
+            </w:tcMar>
+            <w:shd w:fill="1F3864"/>
+          </w:tcPr>
+          <w:p>
+            <w:pPr>
+              <w:spacing w:before="40" w:after="40" w:line="312" w:lineRule="auto"/>
+              <w:jc w:val="center"/>
+            </w:pPr>
+            <w:r/>
+            <w:r>
+              <w:rPr>
+                <w:rFonts w:ascii="Arial" w:hAnsi="Arial" w:eastAsia="黑体"/>
+                <w:b/>
+                <w:color w:val="FFFFFF"/>
+                <w:sz w:val="19"/>
+              </w:rPr>
+              <w:t>工业级标准设定内容</w:t>
+            </w:r>
+          </w:p>
+        </w:tc>
+      </w:tr>
+      <w:tr>
+        <w:tc>
+          <w:tcPr>
+            <w:tcW w:type="dxa" w:w="2880"/>
+            <w:vAlign w:val="center"/>
+            <w:tcMar>
+              <w:top w:w="105" w:type="dxa"/>
+              <w:bottom w:w="105" w:type="dxa"/>
+              <w:left w:w="145" w:type="dxa"/>
+              <w:right w:w="145" w:type="dxa"/>
+            </w:tcMar>
+          </w:tcPr>
+          <w:p>
+            <w:pPr>
+              <w:spacing w:before="40" w:after="40" w:line="341" w:lineRule="auto"/>
+              <w:jc w:val="center"/>
+            </w:pPr>
+            <w:r/>
+            <w:r>
+              <w:rPr>
+                <w:rFonts w:ascii="Times New Roman" w:hAnsi="Times New Roman" w:eastAsia="宋体"/>
+                <w:b/>
+                <w:color w:val="191919"/>
+                <w:sz w:val="19"/>
+              </w:rPr>
+              <w:t>项目中文名 / 英文名</w:t>
+            </w:r>
+          </w:p>
+        </w:tc>
+        <w:tc>
+          <w:tcPr>
+            <w:tcW w:type="dxa" w:w="7488"/>
+            <w:vAlign w:val="center"/>
+            <w:tcMar>
+              <w:top w:w="105" w:type="dxa"/>
+              <w:bottom w:w="105" w:type="dxa"/>
+              <w:left w:w="145" w:type="dxa"/>
+              <w:right w:w="145" w:type="dxa"/>
+            </w:tcMar>
+          </w:tcPr>
+          <w:p>
+            <w:pPr>
+              <w:spacing w:before="40" w:after="40" w:line="341" w:lineRule="auto"/>
+              <w:jc w:val="left"/>
+            </w:pPr>
+            <w:r/>
+            <w:r>
+              <w:rPr>
+                <w:rFonts w:ascii="Times New Roman" w:hAnsi="Times New Roman" w:eastAsia="宋体"/>
+                <w:b w:val="0"/>
+                <w:color w:val="191919"/>
+                <w:sz w:val="19"/>
+              </w:rPr>
+              <w:t>《三人行》 / THE TRIPLE ECHO OF TIME</w:t>
+            </w:r>
+          </w:p>
+        </w:tc>
+      </w:tr>
+      <w:tr>
+        <w:tc>
+          <w:tcPr>
+            <w:tcW w:type="dxa" w:w="2880"/>
+            <w:vAlign w:val="center"/>
+            <w:tcMar>
+              <w:top w:w="105" w:type="dxa"/>
+              <w:bottom w:w="105" w:type="dxa"/>
+              <w:left w:w="145" w:type="dxa"/>
+              <w:right w:w="145" w:type="dxa"/>
+            </w:tcMar>
+            <w:shd w:fill="F7FAFC"/>
+          </w:tcPr>
+          <w:p>
+            <w:pPr>
+              <w:spacing w:before="40" w:after="40" w:line="341" w:lineRule="auto"/>
+              <w:jc w:val="center"/>
+            </w:pPr>
+            <w:r/>
+            <w:r>
+              <w:rPr>
+                <w:rFonts w:ascii="Times New Roman" w:hAnsi="Times New Roman" w:eastAsia="宋体"/>
+                <w:b/>
+                <w:color w:val="191919"/>
+                <w:sz w:val="19"/>
+              </w:rPr>
+              <w:t>集数与剧集体量</w:t>
+            </w:r>
+          </w:p>
+        </w:tc>
+        <w:tc>
+          <w:tcPr>
+            <w:tcW w:type="dxa" w:w="7488"/>
+            <w:vAlign w:val="center"/>
+            <w:tcMar>
+              <w:top w:w="105" w:type="dxa"/>
+              <w:bottom w:w="105" w:type="dxa"/>
+              <w:left w:w="145" w:type="dxa"/>
+              <w:right w:w="145" w:type="dxa"/>
+            </w:tcMar>
+            <w:shd w:fill="F7FAFC"/>
+          </w:tcPr>
+          <w:p>
+            <w:pPr>
+              <w:spacing w:before="40" w:after="40" w:line="341" w:lineRule="auto"/>
+              <w:jc w:val="left"/>
+            </w:pPr>
+            <w:r/>
+            <w:r>
+              <w:rPr>
+                <w:rFonts w:ascii="Times New Roman" w:hAnsi="Times New Roman" w:eastAsia="宋体"/>
+                <w:b w:val="0"/>
+                <w:color w:val="191919"/>
+                <w:sz w:val="19"/>
+              </w:rPr>
+              <w:t>全 24 集（EP01—EP24），单集时长 43–65 分钟</w:t>
+            </w:r>
+          </w:p>
+        </w:tc>
+      </w:tr>
+      <w:tr>
+        <w:tc>
+          <w:tcPr>
+            <w:tcW w:type="dxa" w:w="2880"/>
+            <w:vAlign w:val="center"/>
+            <w:tcMar>
+              <w:top w:w="105" w:type="dxa"/>
+              <w:bottom w:w="105" w:type="dxa"/>
+              <w:left w:w="145" w:type="dxa"/>
+              <w:right w:w="145" w:type="dxa"/>
+            </w:tcMar>
+          </w:tcPr>
+          <w:p>
+            <w:pPr>
+              <w:spacing w:before="40" w:after="40" w:line="341" w:lineRule="auto"/>
+              <w:jc w:val="center"/>
+            </w:pPr>
+            <w:r/>
+            <w:r>
+              <w:rPr>
+                <w:rFonts w:ascii="Times New Roman" w:hAnsi="Times New Roman" w:eastAsia="宋体"/>
+                <w:b/>
+                <w:color w:val="191919"/>
+                <w:sz w:val="19"/>
+              </w:rPr>
+              <w:t>核心主创团队</w:t>
+            </w:r>
+          </w:p>
+        </w:tc>
+        <w:tc>
+          <w:tcPr>
+            <w:tcW w:type="dxa" w:w="7488"/>
+            <w:vAlign w:val="center"/>
+            <w:tcMar>
+              <w:top w:w="105" w:type="dxa"/>
+              <w:bottom w:w="105" w:type="dxa"/>
+              <w:left w:w="145" w:type="dxa"/>
+              <w:right w:w="145" w:type="dxa"/>
+            </w:tcMar>
+          </w:tcPr>
+          <w:p>
+            <w:pPr>
+              <w:spacing w:before="40" w:after="40" w:line="341" w:lineRule="auto"/>
+              <w:jc w:val="left"/>
+            </w:pPr>
+            <w:r/>
+            <w:r>
+              <w:rPr>
+                <w:rFonts w:ascii="Times New Roman" w:hAnsi="Times New Roman" w:eastAsia="宋体"/>
+                <w:b w:val="0"/>
+                <w:color w:val="191919"/>
+                <w:sz w:val="19"/>
+              </w:rPr>
+              <w:t>导演：贺羽端　｜　编剧：鹤唳云端（贺羽端）、戴琪　｜　制片人：蔡雨潮</w:t>
+            </w:r>
+          </w:p>
+        </w:tc>
+      </w:tr>
+      <w:tr>
+        <w:tc>
+          <w:tcPr>
+            <w:tcW w:type="dxa" w:w="2880"/>
+            <w:vAlign w:val="center"/>
+            <w:tcMar>
+              <w:top w:w="105" w:type="dxa"/>
+              <w:bottom w:w="105" w:type="dxa"/>
+              <w:left w:w="145" w:type="dxa"/>
+              <w:right w:w="145" w:type="dxa"/>
+            </w:tcMar>
+            <w:shd w:fill="F7FAFC"/>
+          </w:tcPr>
+          <w:p>
+            <w:pPr>
+              <w:spacing w:before="40" w:after="40" w:line="341" w:lineRule="auto"/>
+              <w:jc w:val="center"/>
+            </w:pPr>
+            <w:r/>
+            <w:r>
+              <w:rPr>
+                <w:rFonts w:ascii="Times New Roman" w:hAnsi="Times New Roman" w:eastAsia="宋体"/>
+                <w:b/>
+                <w:color w:val="191919"/>
+                <w:sz w:val="19"/>
+              </w:rPr>
+              <w:t>题材定位与风格标签</w:t>
+            </w:r>
+          </w:p>
+        </w:tc>
+        <w:tc>
+          <w:tcPr>
+            <w:tcW w:type="dxa" w:w="7488"/>
+            <w:vAlign w:val="center"/>
+            <w:tcMar>
+              <w:top w:w="105" w:type="dxa"/>
+              <w:bottom w:w="105" w:type="dxa"/>
+              <w:left w:w="145" w:type="dxa"/>
+              <w:right w:w="145" w:type="dxa"/>
+            </w:tcMar>
+            <w:shd w:fill="F7FAFC"/>
+          </w:tcPr>
+          <w:p>
+            <w:pPr>
+              <w:spacing w:before="40" w:after="40" w:line="341" w:lineRule="auto"/>
+              <w:jc w:val="left"/>
+            </w:pPr>
+            <w:r/>
+            <w:r>
+              <w:rPr>
+                <w:rFonts w:ascii="Times New Roman" w:hAnsi="Times New Roman" w:eastAsia="宋体"/>
+                <w:b w:val="0"/>
+                <w:color w:val="191919"/>
+                <w:sz w:val="19"/>
+              </w:rPr>
+              <w:t>现实主义软科幻 × 千禧东北青春群像 × 跨时空三代自我博弈 × 中式原生家庭代际和解</w:t>
+            </w:r>
+          </w:p>
+        </w:tc>
+      </w:tr>
+      <w:tr>
+        <w:tc>
+          <w:tcPr>
+            <w:tcW w:type="dxa" w:w="2880"/>
+            <w:vAlign w:val="center"/>
+            <w:tcMar>
+              <w:top w:w="105" w:type="dxa"/>
+              <w:bottom w:w="105" w:type="dxa"/>
+              <w:left w:w="145" w:type="dxa"/>
+              <w:right w:w="145" w:type="dxa"/>
+            </w:tcMar>
+          </w:tcPr>
+          <w:p>
+            <w:pPr>
+              <w:spacing w:before="40" w:after="40" w:line="341" w:lineRule="auto"/>
+              <w:jc w:val="left"/>
+            </w:pPr>
+            <w:r/>
+            <w:r>
+              <w:rPr>
+                <w:rFonts w:ascii="Times New Roman" w:hAnsi="Times New Roman" w:eastAsia="宋体"/>
+                <w:b/>
+                <w:color w:val="191919"/>
+                <w:sz w:val="19"/>
+              </w:rPr>
+              <w:t>一句话故事核（Logline）</w:t>
+            </w:r>
+          </w:p>
+        </w:tc>
+        <w:tc>
+          <w:tcPr>
+            <w:tcW w:type="dxa" w:w="7488"/>
+            <w:vAlign w:val="center"/>
+            <w:tcMar>
+              <w:top w:w="105" w:type="dxa"/>
+              <w:bottom w:w="105" w:type="dxa"/>
+              <w:left w:w="145" w:type="dxa"/>
+              <w:right w:w="145" w:type="dxa"/>
+            </w:tcMar>
+          </w:tcPr>
+          <w:p>
+            <w:pPr>
+              <w:spacing w:before="40" w:after="40" w:line="341" w:lineRule="auto"/>
+              <w:jc w:val="left"/>
+            </w:pPr>
+            <w:r/>
+            <w:r>
+              <w:rPr>
+                <w:rFonts w:ascii="Times New Roman" w:hAnsi="Times New Roman" w:eastAsia="宋体"/>
+                <w:b w:val="0"/>
+                <w:color w:val="191919"/>
+                <w:sz w:val="19"/>
+              </w:rPr>
+              <w:t>2033年41岁失意程序员与2058年66岁功成名就却痛失爱妻的老年自己，双双穿越回2008年东北老城长林，试图用“未来标准答案”改造16岁高一的自己；三代同体在从对抗操控到并肩突围的生死风暴中，最终顿悟“未知才是未来”，将纯粹的人生归还少年。</w:t>
+            </w:r>
+          </w:p>
+        </w:tc>
+      </w:tr>
+      <w:tr>
+        <w:tc>
+          <w:tcPr>
+            <w:tcW w:type="dxa" w:w="2880"/>
+            <w:vAlign w:val="center"/>
+            <w:tcMar>
+              <w:top w:w="105" w:type="dxa"/>
+              <w:bottom w:w="105" w:type="dxa"/>
+              <w:left w:w="145" w:type="dxa"/>
+              <w:right w:w="145" w:type="dxa"/>
+            </w:tcMar>
+            <w:shd w:fill="F7FAFC"/>
+          </w:tcPr>
+          <w:p>
+            <w:pPr>
+              <w:spacing w:before="40" w:after="40" w:line="341" w:lineRule="auto"/>
+              <w:jc w:val="left"/>
+            </w:pPr>
+            <w:r/>
+            <w:r>
+              <w:rPr>
+                <w:rFonts w:ascii="Times New Roman" w:hAnsi="Times New Roman" w:eastAsia="宋体"/>
+                <w:b/>
+                <w:color w:val="191919"/>
+                <w:sz w:val="19"/>
+              </w:rPr>
+              <w:t>核心故事梗概（Synopsis）</w:t>
+            </w:r>
+          </w:p>
+        </w:tc>
+        <w:tc>
+          <w:tcPr>
+            <w:tcW w:type="dxa" w:w="7488"/>
+            <w:vAlign w:val="center"/>
+            <w:tcMar>
+              <w:top w:w="105" w:type="dxa"/>
+              <w:bottom w:w="105" w:type="dxa"/>
+              <w:left w:w="145" w:type="dxa"/>
+              <w:right w:w="145" w:type="dxa"/>
+            </w:tcMar>
+            <w:shd w:fill="F7FAFC"/>
+          </w:tcPr>
+          <w:p>
+            <w:pPr>
+              <w:spacing w:before="40" w:after="40" w:line="341" w:lineRule="auto"/>
+              <w:jc w:val="left"/>
+            </w:pPr>
+            <w:r/>
+            <w:r>
+              <w:rPr>
+                <w:rFonts w:ascii="Times New Roman" w:hAnsi="Times New Roman" w:eastAsia="宋体"/>
+                <w:b w:val="0"/>
+                <w:color w:val="191919"/>
+                <w:sz w:val="19"/>
+              </w:rPr>
+              <w:t>2033年经历全球断网潮失业、挚友陈明早逝与婚姻危机的41岁赵左右（化名“荀未来”），签下《人生有限公司》009号实验协议回到2008年1月21日（16岁生日当天），逼16岁的自己弃理从文以抓住纸媒回潮红利；与此同时，来自2058年、曾因改选文科成为“杂志大王”却害妻子舒图（徐图图）死于2035车祸的66岁赵左右（化名“赵了”）也入住对门502室暗中阻击。随着41岁成年舒图跨时空追夫降临、16岁少年识破真相发起“我与我的宣战”、以及2058年实习生小雪（肖雪）的过敏毒针追杀与82岁老年余博士启动“局部熵减时空修正”，三代赵左右在绝境中“背对背，肩并肩”。当侥幸保留全知记忆的少年在大学沦为失去生活能力的宿命囚徒时，41岁荀未来毅然献祭自我、请求清除少年的全部未来记忆；回归未知的20岁赵左右在风雪夜凭本能流血守护徐图图尊严，使她终生坦荡名叫“徐图图”而未改名“舒图”，从而令2058时空修正永远卡在99%，成就跨越半个世纪的圆满救赎。</w:t>
+            </w:r>
+          </w:p>
+        </w:tc>
+      </w:tr>
+    </w:tbl>
+    <w:tbl>
+      <w:tblPr>
+        <w:tblStyle w:val="TableGrid"/>
+        <w:tblW w:type="auto" w:w="0"/>
+        <w:jc w:val="center"/>
+        <w:tblLayout w:type="fixed"/>
+        <w:tblLook w:firstColumn="1" w:firstRow="1" w:lastColumn="0" w:lastRow="0" w:noHBand="0" w:noVBand="1" w:val="04A0"/>
+      </w:tblPr>
+      <w:tblGrid>
+        <w:gridCol w:w="3456"/>
+        <w:gridCol w:w="3456"/>
+        <w:gridCol w:w="3456"/>
+      </w:tblGrid>
+      <w:tr>
+        <w:trPr>
+          <w:tblHeader/>
+          <w:cantSplit/>
+        </w:trPr>
+        <w:tc>
+          <w:tcPr>
+            <w:tcW w:type="dxa" w:w="2232"/>
+            <w:vAlign w:val="center"/>
+            <w:tcMar>
+              <w:top w:w="130" w:type="dxa"/>
+              <w:bottom w:w="130" w:type="dxa"/>
+              <w:left w:w="150" w:type="dxa"/>
+              <w:right w:w="150" w:type="dxa"/>
+            </w:tcMar>
+            <w:shd w:fill="1F3864"/>
+          </w:tcPr>
+          <w:p>
+            <w:pPr>
+              <w:spacing w:before="40" w:after="40" w:line="312" w:lineRule="auto"/>
+              <w:jc w:val="center"/>
+            </w:pPr>
+            <w:r/>
+            <w:r>
+              <w:rPr>
+                <w:rFonts w:ascii="Arial" w:hAnsi="Arial" w:eastAsia="黑体"/>
+                <w:b/>
+                <w:color w:val="FFFFFF"/>
+                <w:sz w:val="19"/>
+              </w:rPr>
+              <w:t>时代坐标</w:t>
+            </w:r>
+          </w:p>
+        </w:tc>
+        <w:tc>
+          <w:tcPr>
+            <w:tcW w:type="dxa" w:w="3672"/>
+            <w:vAlign w:val="center"/>
+            <w:tcMar>
+              <w:top w:w="130" w:type="dxa"/>
+              <w:bottom w:w="130" w:type="dxa"/>
+              <w:left w:w="150" w:type="dxa"/>
+              <w:right w:w="150" w:type="dxa"/>
+            </w:tcMar>
+            <w:shd w:fill="1F3864"/>
+          </w:tcPr>
+          <w:p>
+            <w:pPr>
+              <w:spacing w:before="40" w:after="40" w:line="312" w:lineRule="auto"/>
+              <w:jc w:val="center"/>
+            </w:pPr>
+            <w:r/>
+            <w:r>
+              <w:rPr>
+                <w:rFonts w:ascii="Arial" w:hAnsi="Arial" w:eastAsia="黑体"/>
+                <w:b/>
+                <w:color w:val="FFFFFF"/>
+                <w:sz w:val="19"/>
+              </w:rPr>
+              <w:t>社会风貌与空间视觉肌理</w:t>
+            </w:r>
+          </w:p>
+        </w:tc>
+        <w:tc>
+          <w:tcPr>
+            <w:tcW w:type="dxa" w:w="4464"/>
+            <w:vAlign w:val="center"/>
+            <w:tcMar>
+              <w:top w:w="130" w:type="dxa"/>
+              <w:bottom w:w="130" w:type="dxa"/>
+              <w:left w:w="150" w:type="dxa"/>
+              <w:right w:w="150" w:type="dxa"/>
+            </w:tcMar>
+            <w:shd w:fill="1F3864"/>
+          </w:tcPr>
+          <w:p>
+            <w:pPr>
+              <w:spacing w:before="40" w:after="40" w:line="312" w:lineRule="auto"/>
+              <w:jc w:val="center"/>
+            </w:pPr>
+            <w:r/>
+            <w:r>
+              <w:rPr>
+                <w:rFonts w:ascii="Arial" w:hAnsi="Arial" w:eastAsia="黑体"/>
+                <w:b/>
+                <w:color w:val="FFFFFF"/>
+                <w:sz w:val="19"/>
+              </w:rPr>
+              <w:t>核心戏剧功能与时间线定位</w:t>
+            </w:r>
+          </w:p>
+        </w:tc>
+      </w:tr>
+      <w:tr>
+        <w:tc>
+          <w:tcPr>
+            <w:tcW w:type="dxa" w:w="2232"/>
+            <w:vAlign w:val="center"/>
+            <w:tcMar>
+              <w:top w:w="105" w:type="dxa"/>
+              <w:bottom w:w="105" w:type="dxa"/>
+              <w:left w:w="145" w:type="dxa"/>
+              <w:right w:w="145" w:type="dxa"/>
+            </w:tcMar>
+          </w:tcPr>
+          <w:p>
+            <w:pPr>
+              <w:spacing w:before="40" w:after="40" w:line="341" w:lineRule="auto"/>
+              <w:jc w:val="left"/>
+            </w:pPr>
+            <w:r/>
+            <w:r>
+              <w:rPr>
+                <w:rFonts w:ascii="Times New Roman" w:hAnsi="Times New Roman" w:eastAsia="宋体"/>
+                <w:b/>
+                <w:color w:val="191919"/>
+                <w:sz w:val="19"/>
+              </w:rPr>
+              <w:t>1998年（长林深冬）</w:t>
+              <w:br/>
+              <w:t>童年初心锚点</w:t>
+            </w:r>
+          </w:p>
+        </w:tc>
+        <w:tc>
+          <w:tcPr>
+            <w:tcW w:type="dxa" w:w="3672"/>
+            <w:vAlign w:val="center"/>
+            <w:tcMar>
+              <w:top w:w="105" w:type="dxa"/>
+              <w:bottom w:w="105" w:type="dxa"/>
+              <w:left w:w="145" w:type="dxa"/>
+              <w:right w:w="145" w:type="dxa"/>
+            </w:tcMar>
+          </w:tcPr>
+          <w:p>
+            <w:pPr>
+              <w:spacing w:before="40" w:after="40" w:line="341" w:lineRule="auto"/>
+              <w:jc w:val="left"/>
+            </w:pPr>
+            <w:r/>
+            <w:r>
+              <w:rPr>
+                <w:rFonts w:ascii="Times New Roman" w:hAnsi="Times New Roman" w:eastAsia="宋体"/>
+                <w:b w:val="0"/>
+                <w:color w:val="191919"/>
+                <w:sz w:val="19"/>
+              </w:rPr>
+              <w:t>东北老工业城市长林市，有轨电车叮当驶过覆雪街道，街头炭火烤串摊与国企家属院。</w:t>
+            </w:r>
+          </w:p>
+        </w:tc>
+        <w:tc>
+          <w:tcPr>
+            <w:tcW w:type="dxa" w:w="4464"/>
+            <w:vAlign w:val="center"/>
+            <w:tcMar>
+              <w:top w:w="105" w:type="dxa"/>
+              <w:bottom w:w="105" w:type="dxa"/>
+              <w:left w:w="145" w:type="dxa"/>
+              <w:right w:w="145" w:type="dxa"/>
+            </w:tcMar>
+          </w:tcPr>
+          <w:p>
+            <w:pPr>
+              <w:spacing w:before="40" w:after="40" w:line="341" w:lineRule="auto"/>
+              <w:jc w:val="left"/>
+            </w:pPr>
+            <w:r/>
+            <w:r>
+              <w:rPr>
+                <w:rFonts w:ascii="Times New Roman" w:hAnsi="Times New Roman" w:eastAsia="宋体"/>
+                <w:b w:val="0"/>
+                <w:color w:val="191919"/>
+                <w:sz w:val="19"/>
+              </w:rPr>
+              <w:t>6岁赵左右在电车站退回多送的韭菜串，目睹失控成年男子（实为未来穿越者）踹碎雪人后，蹲在雪夜里重堆“三个雪人”并立下“三人成众”初心。</w:t>
+            </w:r>
+          </w:p>
+        </w:tc>
+      </w:tr>
+      <w:tr>
+        <w:tc>
+          <w:tcPr>
+            <w:tcW w:type="dxa" w:w="2232"/>
+            <w:vAlign w:val="center"/>
+            <w:tcMar>
+              <w:top w:w="105" w:type="dxa"/>
+              <w:bottom w:w="105" w:type="dxa"/>
+              <w:left w:w="145" w:type="dxa"/>
+              <w:right w:w="145" w:type="dxa"/>
+            </w:tcMar>
+            <w:shd w:fill="F7FAFC"/>
+          </w:tcPr>
+          <w:p>
+            <w:pPr>
+              <w:spacing w:before="40" w:after="40" w:line="341" w:lineRule="auto"/>
+              <w:jc w:val="left"/>
+            </w:pPr>
+            <w:r/>
+            <w:r>
+              <w:rPr>
+                <w:rFonts w:ascii="Times New Roman" w:hAnsi="Times New Roman" w:eastAsia="宋体"/>
+                <w:b/>
+                <w:color w:val="191919"/>
+                <w:sz w:val="19"/>
+              </w:rPr>
+              <w:t>2008年（长林八中）</w:t>
+              <w:br/>
+              <w:t>三代交锋主舞台</w:t>
+            </w:r>
+          </w:p>
+        </w:tc>
+        <w:tc>
+          <w:tcPr>
+            <w:tcW w:type="dxa" w:w="3672"/>
+            <w:vAlign w:val="center"/>
+            <w:tcMar>
+              <w:top w:w="105" w:type="dxa"/>
+              <w:bottom w:w="105" w:type="dxa"/>
+              <w:left w:w="145" w:type="dxa"/>
+              <w:right w:w="145" w:type="dxa"/>
+            </w:tcMar>
+            <w:shd w:fill="F7FAFC"/>
+          </w:tcPr>
+          <w:p>
+            <w:pPr>
+              <w:spacing w:before="40" w:after="40" w:line="341" w:lineRule="auto"/>
+              <w:jc w:val="left"/>
+            </w:pPr>
+            <w:r/>
+            <w:r>
+              <w:rPr>
+                <w:rFonts w:ascii="Times New Roman" w:hAnsi="Times New Roman" w:eastAsia="宋体"/>
+                <w:b w:val="0"/>
+                <w:color w:val="191919"/>
+                <w:sz w:val="19"/>
+              </w:rPr>
+              <w:t>高一期末文理分科、北京奥运前夕、汶川地震抗震救灾、QQ空间与贴吧、三条鱼漫画屋、后街砂锅麻辣烫、诺基亚按键机与《三体Ⅱ》期待。</w:t>
+            </w:r>
+          </w:p>
+        </w:tc>
+        <w:tc>
+          <w:tcPr>
+            <w:tcW w:type="dxa" w:w="4464"/>
+            <w:vAlign w:val="center"/>
+            <w:tcMar>
+              <w:top w:w="105" w:type="dxa"/>
+              <w:bottom w:w="105" w:type="dxa"/>
+              <w:left w:w="145" w:type="dxa"/>
+              <w:right w:w="145" w:type="dxa"/>
+            </w:tcMar>
+            <w:shd w:fill="F7FAFC"/>
+          </w:tcPr>
+          <w:p>
+            <w:pPr>
+              <w:spacing w:before="40" w:after="40" w:line="341" w:lineRule="auto"/>
+              <w:jc w:val="left"/>
+            </w:pPr>
+            <w:r/>
+            <w:r>
+              <w:rPr>
+                <w:rFonts w:ascii="Times New Roman" w:hAnsi="Times New Roman" w:eastAsia="宋体"/>
+                <w:b w:val="0"/>
+                <w:color w:val="191919"/>
+                <w:sz w:val="19"/>
+              </w:rPr>
+              <w:t>16岁赵左右、41岁荀未来、66岁赵了三代同体交锋主舞台，亦是41岁舒图（72小时）与2058实习生小雪（肖雪）先后降临的核心时空。</w:t>
+            </w:r>
+          </w:p>
+        </w:tc>
+      </w:tr>
+      <w:tr>
+        <w:tc>
+          <w:tcPr>
+            <w:tcW w:type="dxa" w:w="2232"/>
+            <w:vAlign w:val="center"/>
+            <w:tcMar>
+              <w:top w:w="105" w:type="dxa"/>
+              <w:bottom w:w="105" w:type="dxa"/>
+              <w:left w:w="145" w:type="dxa"/>
+              <w:right w:w="145" w:type="dxa"/>
+            </w:tcMar>
+          </w:tcPr>
+          <w:p>
+            <w:pPr>
+              <w:spacing w:before="40" w:after="40" w:line="341" w:lineRule="auto"/>
+              <w:jc w:val="left"/>
+            </w:pPr>
+            <w:r/>
+            <w:r>
+              <w:rPr>
+                <w:rFonts w:ascii="Times New Roman" w:hAnsi="Times New Roman" w:eastAsia="宋体"/>
+                <w:b/>
+                <w:color w:val="191919"/>
+                <w:sz w:val="19"/>
+              </w:rPr>
+              <w:t>2033年 / 2035年</w:t>
+              <w:br/>
+              <w:t>近未来双分支时间线</w:t>
+            </w:r>
+          </w:p>
+        </w:tc>
+        <w:tc>
+          <w:tcPr>
+            <w:tcW w:type="dxa" w:w="3672"/>
+            <w:vAlign w:val="center"/>
+            <w:tcMar>
+              <w:top w:w="105" w:type="dxa"/>
+              <w:bottom w:w="105" w:type="dxa"/>
+              <w:left w:w="145" w:type="dxa"/>
+              <w:right w:w="145" w:type="dxa"/>
+            </w:tcMar>
+          </w:tcPr>
+          <w:p>
+            <w:pPr>
+              <w:spacing w:before="40" w:after="40" w:line="341" w:lineRule="auto"/>
+              <w:jc w:val="left"/>
+            </w:pPr>
+            <w:r/>
+            <w:r>
+              <w:rPr>
+                <w:rFonts w:ascii="Times New Roman" w:hAnsi="Times New Roman" w:eastAsia="宋体"/>
+                <w:b w:val="0"/>
+                <w:color w:val="191919"/>
+                <w:sz w:val="19"/>
+              </w:rPr>
+              <w:t>2032年爆发全球网络大瘫痪后，虚拟宇宙与AI绘图崩盘，“拿在手上”的实体经济、纸质杂志与复古CCD相机全面回潮；余问（余止）博士创立草创期【人生有限公司（LIFE ONCE）】。</w:t>
+            </w:r>
+          </w:p>
+        </w:tc>
+        <w:tc>
+          <w:tcPr>
+            <w:tcW w:type="dxa" w:w="4464"/>
+            <w:vAlign w:val="center"/>
+            <w:tcMar>
+              <w:top w:w="105" w:type="dxa"/>
+              <w:bottom w:w="105" w:type="dxa"/>
+              <w:left w:w="145" w:type="dxa"/>
+              <w:right w:w="145" w:type="dxa"/>
+            </w:tcMar>
+          </w:tcPr>
+          <w:p>
+            <w:pPr>
+              <w:spacing w:before="40" w:after="40" w:line="341" w:lineRule="auto"/>
+              <w:jc w:val="left"/>
+            </w:pPr>
+            <w:r/>
+            <w:r>
+              <w:rPr>
+                <w:rFonts w:ascii="Times New Roman" w:hAnsi="Times New Roman" w:eastAsia="宋体"/>
+                <w:b w:val="0"/>
+                <w:color w:val="191919"/>
+                <w:sz w:val="19"/>
+              </w:rPr>
+              <w:t>分支α（2033原线）：赵左右选理科当程序员失业，陈明1990–2033早逝，舒图闹离婚后车祸身亡；</w:t>
+              <w:br/>
+              <w:t>分支β（2035文科暴富线）：赵左右选文科成《未来周刊》杂志大王，患重度酒精肝，陈明依然早逝，舒图依然死于2035雨夜高架桥车祸。</w:t>
+            </w:r>
+          </w:p>
+        </w:tc>
+      </w:tr>
+      <w:tr>
+        <w:tc>
+          <w:tcPr>
+            <w:tcW w:type="dxa" w:w="2232"/>
+            <w:vAlign w:val="center"/>
+            <w:tcMar>
+              <w:top w:w="105" w:type="dxa"/>
+              <w:bottom w:w="105" w:type="dxa"/>
+              <w:left w:w="145" w:type="dxa"/>
+              <w:right w:w="145" w:type="dxa"/>
+            </w:tcMar>
+            <w:shd w:fill="F7FAFC"/>
+          </w:tcPr>
+          <w:p>
+            <w:pPr>
+              <w:spacing w:before="40" w:after="40" w:line="341" w:lineRule="auto"/>
+              <w:jc w:val="left"/>
+            </w:pPr>
+            <w:r/>
+            <w:r>
+              <w:rPr>
+                <w:rFonts w:ascii="Times New Roman" w:hAnsi="Times New Roman" w:eastAsia="宋体"/>
+                <w:b/>
+                <w:color w:val="191919"/>
+                <w:sz w:val="19"/>
+              </w:rPr>
+              <w:t>2058年（半世纪后）</w:t>
+              <w:br/>
+              <w:t>高维时间修正局</w:t>
+            </w:r>
+          </w:p>
+        </w:tc>
+        <w:tc>
+          <w:tcPr>
+            <w:tcW w:type="dxa" w:w="3672"/>
+            <w:vAlign w:val="center"/>
+            <w:tcMar>
+              <w:top w:w="105" w:type="dxa"/>
+              <w:bottom w:w="105" w:type="dxa"/>
+              <w:left w:w="145" w:type="dxa"/>
+              <w:right w:w="145" w:type="dxa"/>
+            </w:tcMar>
+            <w:shd w:fill="F7FAFC"/>
+          </w:tcPr>
+          <w:p>
+            <w:pPr>
+              <w:spacing w:before="40" w:after="40" w:line="341" w:lineRule="auto"/>
+              <w:jc w:val="left"/>
+            </w:pPr>
+            <w:r/>
+            <w:r>
+              <w:rPr>
+                <w:rFonts w:ascii="Times New Roman" w:hAnsi="Times New Roman" w:eastAsia="宋体"/>
+                <w:b w:val="0"/>
+                <w:color w:val="191919"/>
+                <w:sz w:val="19"/>
+              </w:rPr>
+              <w:t>82岁老年余博士与副总裁高尚执掌商业化巨头【人生（无限）有限公司（LIVE ONCE AGAIN）】及【时空管理局】，设全息客服工位与宏观/点对点监测网。</w:t>
+            </w:r>
+          </w:p>
+        </w:tc>
+        <w:tc>
+          <w:tcPr>
+            <w:tcW w:type="dxa" w:w="4464"/>
+            <w:vAlign w:val="center"/>
+            <w:tcMar>
+              <w:top w:w="105" w:type="dxa"/>
+              <w:bottom w:w="105" w:type="dxa"/>
+              <w:left w:w="145" w:type="dxa"/>
+              <w:right w:w="145" w:type="dxa"/>
+            </w:tcMar>
+            <w:shd w:fill="F7FAFC"/>
+          </w:tcPr>
+          <w:p>
+            <w:pPr>
+              <w:spacing w:before="40" w:after="40" w:line="341" w:lineRule="auto"/>
+              <w:jc w:val="left"/>
+            </w:pPr>
+            <w:r/>
+            <w:r>
+              <w:rPr>
+                <w:rFonts w:ascii="Times New Roman" w:hAnsi="Times New Roman" w:eastAsia="宋体"/>
+                <w:b w:val="0"/>
+                <w:color w:val="191919"/>
+                <w:sz w:val="19"/>
+              </w:rPr>
+              <w:t>66岁老年赵左右（化名“赵了”，1942.01.21出生身份证）以黑金客户身份重返2008；后期启动“局部熵减时空修正”，最终因“2033长林查无舒图”永远卡在99%。</w:t>
+            </w:r>
+          </w:p>
+        </w:tc>
+      </w:tr>
+    </w:tbl>
+    <w:tbl>
+      <w:tblPr>
+        <w:tblStyle w:val="TableGrid"/>
+        <w:tblW w:type="auto" w:w="0"/>
+        <w:jc w:val="center"/>
+        <w:tblLayout w:type="fixed"/>
+        <w:tblLook w:firstColumn="1" w:firstRow="1" w:lastColumn="0" w:lastRow="0" w:noHBand="0" w:noVBand="1" w:val="04A0"/>
+      </w:tblPr>
+      <w:tblGrid>
+        <w:gridCol w:w="3456"/>
+        <w:gridCol w:w="3456"/>
+        <w:gridCol w:w="3456"/>
+      </w:tblGrid>
+      <w:tr>
+        <w:trPr>
+          <w:tblHeader/>
+          <w:cantSplit/>
+        </w:trPr>
+        <w:tc>
+          <w:tcPr>
+            <w:tcW w:type="dxa" w:w="2664"/>
+            <w:vAlign w:val="center"/>
+            <w:tcMar>
+              <w:top w:w="130" w:type="dxa"/>
+              <w:bottom w:w="130" w:type="dxa"/>
+              <w:left w:w="150" w:type="dxa"/>
+              <w:right w:w="150" w:type="dxa"/>
+            </w:tcMar>
+            <w:shd w:fill="1F3864"/>
+          </w:tcPr>
+          <w:p>
+            <w:pPr>
+              <w:spacing w:before="40" w:after="40" w:line="312" w:lineRule="auto"/>
+              <w:jc w:val="center"/>
+            </w:pPr>
+            <w:r/>
+            <w:r>
+              <w:rPr>
+                <w:rFonts w:ascii="Arial" w:hAnsi="Arial" w:eastAsia="黑体"/>
+                <w:b/>
+                <w:color w:val="FFFFFF"/>
+                <w:sz w:val="19"/>
+              </w:rPr>
+              <w:t>软科幻核心法则</w:t>
+            </w:r>
+          </w:p>
+        </w:tc>
+        <w:tc>
+          <w:tcPr>
+            <w:tcW w:type="dxa" w:w="1800"/>
+            <w:vAlign w:val="center"/>
+            <w:tcMar>
+              <w:top w:w="130" w:type="dxa"/>
+              <w:bottom w:w="130" w:type="dxa"/>
+              <w:left w:w="150" w:type="dxa"/>
+              <w:right w:w="150" w:type="dxa"/>
+            </w:tcMar>
+            <w:shd w:fill="1F3864"/>
+          </w:tcPr>
+          <w:p>
+            <w:pPr>
+              <w:spacing w:before="40" w:after="40" w:line="312" w:lineRule="auto"/>
+              <w:jc w:val="center"/>
+            </w:pPr>
+            <w:r/>
+            <w:r>
+              <w:rPr>
+                <w:rFonts w:ascii="Arial" w:hAnsi="Arial" w:eastAsia="黑体"/>
+                <w:b/>
+                <w:color w:val="FFFFFF"/>
+                <w:sz w:val="19"/>
+              </w:rPr>
+              <w:t>实证集数</w:t>
+            </w:r>
+          </w:p>
+        </w:tc>
+        <w:tc>
+          <w:tcPr>
+            <w:tcW w:type="dxa" w:w="5904"/>
+            <w:vAlign w:val="center"/>
+            <w:tcMar>
+              <w:top w:w="130" w:type="dxa"/>
+              <w:bottom w:w="130" w:type="dxa"/>
+              <w:left w:w="150" w:type="dxa"/>
+              <w:right w:w="150" w:type="dxa"/>
+            </w:tcMar>
+            <w:shd w:fill="1F3864"/>
+          </w:tcPr>
+          <w:p>
+            <w:pPr>
+              <w:spacing w:before="40" w:after="40" w:line="312" w:lineRule="auto"/>
+              <w:jc w:val="center"/>
+            </w:pPr>
+            <w:r/>
+            <w:r>
+              <w:rPr>
+                <w:rFonts w:ascii="Arial" w:hAnsi="Arial" w:eastAsia="黑体"/>
+                <w:b/>
+                <w:color w:val="FFFFFF"/>
+                <w:sz w:val="19"/>
+              </w:rPr>
+              <w:t>底层运行机制与全剧戏剧功能详解</w:t>
+            </w:r>
+          </w:p>
+        </w:tc>
+      </w:tr>
+      <w:tr>
+        <w:tc>
+          <w:tcPr>
+            <w:tcW w:type="dxa" w:w="2664"/>
+            <w:vAlign w:val="center"/>
+            <w:tcMar>
+              <w:top w:w="105" w:type="dxa"/>
+              <w:bottom w:w="105" w:type="dxa"/>
+              <w:left w:w="145" w:type="dxa"/>
+              <w:right w:w="145" w:type="dxa"/>
+            </w:tcMar>
+          </w:tcPr>
+          <w:p>
+            <w:pPr>
+              <w:spacing w:before="40" w:after="40" w:line="341" w:lineRule="auto"/>
+              <w:jc w:val="left"/>
+            </w:pPr>
+            <w:r/>
+            <w:r>
+              <w:rPr>
+                <w:rFonts w:ascii="Times New Roman" w:hAnsi="Times New Roman" w:eastAsia="宋体"/>
+                <w:b/>
+                <w:color w:val="191919"/>
+                <w:sz w:val="19"/>
+              </w:rPr>
+              <w:t>法则 1：实验者009号三大禁令与一周年死线</w:t>
+            </w:r>
+          </w:p>
+        </w:tc>
+        <w:tc>
+          <w:tcPr>
+            <w:tcW w:type="dxa" w:w="1800"/>
+            <w:vAlign w:val="center"/>
+            <w:tcMar>
+              <w:top w:w="105" w:type="dxa"/>
+              <w:bottom w:w="105" w:type="dxa"/>
+              <w:left w:w="145" w:type="dxa"/>
+              <w:right w:w="145" w:type="dxa"/>
+            </w:tcMar>
+          </w:tcPr>
+          <w:p>
+            <w:pPr>
+              <w:spacing w:before="40" w:after="40" w:line="341" w:lineRule="auto"/>
+              <w:jc w:val="left"/>
+            </w:pPr>
+            <w:r/>
+            <w:r>
+              <w:rPr>
+                <w:rFonts w:ascii="Times New Roman" w:hAnsi="Times New Roman" w:eastAsia="宋体"/>
+                <w:b w:val="0"/>
+                <w:color w:val="191919"/>
+                <w:sz w:val="19"/>
+              </w:rPr>
+              <w:t>EP01 / EP06 / EP07 / EP18</w:t>
+            </w:r>
+          </w:p>
+        </w:tc>
+        <w:tc>
+          <w:tcPr>
+            <w:tcW w:type="dxa" w:w="5904"/>
+            <w:vAlign w:val="center"/>
+            <w:tcMar>
+              <w:top w:w="105" w:type="dxa"/>
+              <w:bottom w:w="105" w:type="dxa"/>
+              <w:left w:w="145" w:type="dxa"/>
+              <w:right w:w="145" w:type="dxa"/>
+            </w:tcMar>
+          </w:tcPr>
+          <w:p>
+            <w:pPr>
+              <w:spacing w:before="40" w:after="40" w:line="341" w:lineRule="auto"/>
+              <w:jc w:val="left"/>
+            </w:pPr>
+            <w:r/>
+            <w:r>
+              <w:rPr>
+                <w:rFonts w:ascii="Times New Roman" w:hAnsi="Times New Roman" w:eastAsia="宋体"/>
+                <w:b w:val="0"/>
+                <w:color w:val="191919"/>
+                <w:sz w:val="19"/>
+              </w:rPr>
+              <w:t>2033年《人生有限公司》009号实验协议规定：① 严禁透露未来人身份；② 严禁透露未来具体事件或搞金融投机；③ 严禁大幅改变历史进程。穿越有效期1年（印于1988伪造身份证正面到期日），违规将触发36小时强制召回。</w:t>
+            </w:r>
+          </w:p>
+        </w:tc>
+      </w:tr>
+      <w:tr>
+        <w:tc>
+          <w:tcPr>
+            <w:tcW w:type="dxa" w:w="2664"/>
+            <w:vAlign w:val="center"/>
+            <w:tcMar>
+              <w:top w:w="105" w:type="dxa"/>
+              <w:bottom w:w="105" w:type="dxa"/>
+              <w:left w:w="145" w:type="dxa"/>
+              <w:right w:w="145" w:type="dxa"/>
+            </w:tcMar>
+            <w:shd w:fill="F7FAFC"/>
+          </w:tcPr>
+          <w:p>
+            <w:pPr>
+              <w:spacing w:before="40" w:after="40" w:line="341" w:lineRule="auto"/>
+              <w:jc w:val="left"/>
+            </w:pPr>
+            <w:r/>
+            <w:r>
+              <w:rPr>
+                <w:rFonts w:ascii="Times New Roman" w:hAnsi="Times New Roman" w:eastAsia="宋体"/>
+                <w:b/>
+                <w:color w:val="191919"/>
+                <w:sz w:val="19"/>
+              </w:rPr>
+              <w:t>法则 2：重大历史节点偏转的生理反噬律</w:t>
+            </w:r>
+          </w:p>
+        </w:tc>
+        <w:tc>
+          <w:tcPr>
+            <w:tcW w:type="dxa" w:w="1800"/>
+            <w:vAlign w:val="center"/>
+            <w:tcMar>
+              <w:top w:w="105" w:type="dxa"/>
+              <w:bottom w:w="105" w:type="dxa"/>
+              <w:left w:w="145" w:type="dxa"/>
+              <w:right w:w="145" w:type="dxa"/>
+            </w:tcMar>
+            <w:shd w:fill="F7FAFC"/>
+          </w:tcPr>
+          <w:p>
+            <w:pPr>
+              <w:spacing w:before="40" w:after="40" w:line="341" w:lineRule="auto"/>
+              <w:jc w:val="left"/>
+            </w:pPr>
+            <w:r/>
+            <w:r>
+              <w:rPr>
+                <w:rFonts w:ascii="Times New Roman" w:hAnsi="Times New Roman" w:eastAsia="宋体"/>
+                <w:b w:val="0"/>
+                <w:color w:val="191919"/>
+                <w:sz w:val="19"/>
+              </w:rPr>
+              <w:t>EP02 / EP05 / EP11 / EP12</w:t>
+            </w:r>
+          </w:p>
+        </w:tc>
+        <w:tc>
+          <w:tcPr>
+            <w:tcW w:type="dxa" w:w="5904"/>
+            <w:vAlign w:val="center"/>
+            <w:tcMar>
+              <w:top w:w="105" w:type="dxa"/>
+              <w:bottom w:w="105" w:type="dxa"/>
+              <w:left w:w="145" w:type="dxa"/>
+              <w:right w:w="145" w:type="dxa"/>
+            </w:tcMar>
+            <w:shd w:fill="F7FAFC"/>
+          </w:tcPr>
+          <w:p>
+            <w:pPr>
+              <w:spacing w:before="40" w:after="40" w:line="341" w:lineRule="auto"/>
+              <w:jc w:val="left"/>
+            </w:pPr>
+            <w:r/>
+            <w:r>
+              <w:rPr>
+                <w:rFonts w:ascii="Times New Roman" w:hAnsi="Times New Roman" w:eastAsia="宋体"/>
+                <w:b w:val="0"/>
+                <w:color w:val="191919"/>
+                <w:sz w:val="19"/>
+              </w:rPr>
+              <w:t>当16岁本源自我做出违背原历史轨的重大决定（如EP02铁皮柜改文科、EP05冰湖弃文、EP11滑向2035暴富线），41岁荀未来会立即遭受口吐白沫抽搐、心脏剧痛、乃至一夜长卷发络腮胡与重度酒精肝的肉体覆写。</w:t>
+            </w:r>
+          </w:p>
+        </w:tc>
+      </w:tr>
+      <w:tr>
+        <w:tc>
+          <w:tcPr>
+            <w:tcW w:type="dxa" w:w="2664"/>
+            <w:vAlign w:val="center"/>
+            <w:tcMar>
+              <w:top w:w="105" w:type="dxa"/>
+              <w:bottom w:w="105" w:type="dxa"/>
+              <w:left w:w="145" w:type="dxa"/>
+              <w:right w:w="145" w:type="dxa"/>
+            </w:tcMar>
+          </w:tcPr>
+          <w:p>
+            <w:pPr>
+              <w:spacing w:before="40" w:after="40" w:line="341" w:lineRule="auto"/>
+              <w:jc w:val="left"/>
+            </w:pPr>
+            <w:r/>
+            <w:r>
+              <w:rPr>
+                <w:rFonts w:ascii="Times New Roman" w:hAnsi="Times New Roman" w:eastAsia="宋体"/>
+                <w:b/>
+                <w:color w:val="191919"/>
+                <w:sz w:val="19"/>
+              </w:rPr>
+              <w:t>法则 3：跨时空肉身同源与伤疤即时同步律</w:t>
+            </w:r>
+          </w:p>
+        </w:tc>
+        <w:tc>
+          <w:tcPr>
+            <w:tcW w:type="dxa" w:w="1800"/>
+            <w:vAlign w:val="center"/>
+            <w:tcMar>
+              <w:top w:w="105" w:type="dxa"/>
+              <w:bottom w:w="105" w:type="dxa"/>
+              <w:left w:w="145" w:type="dxa"/>
+              <w:right w:w="145" w:type="dxa"/>
+            </w:tcMar>
+          </w:tcPr>
+          <w:p>
+            <w:pPr>
+              <w:spacing w:before="40" w:after="40" w:line="341" w:lineRule="auto"/>
+              <w:jc w:val="left"/>
+            </w:pPr>
+            <w:r/>
+            <w:r>
+              <w:rPr>
+                <w:rFonts w:ascii="Times New Roman" w:hAnsi="Times New Roman" w:eastAsia="宋体"/>
+                <w:b w:val="0"/>
+                <w:color w:val="191919"/>
+                <w:sz w:val="19"/>
+              </w:rPr>
+              <w:t>EP01 / EP03 / EP10 / EP14 / EP22 / EP24</w:t>
+            </w:r>
+          </w:p>
+        </w:tc>
+        <w:tc>
+          <w:tcPr>
+            <w:tcW w:type="dxa" w:w="5904"/>
+            <w:vAlign w:val="center"/>
+            <w:tcMar>
+              <w:top w:w="105" w:type="dxa"/>
+              <w:bottom w:w="105" w:type="dxa"/>
+              <w:left w:w="145" w:type="dxa"/>
+              <w:right w:w="145" w:type="dxa"/>
+            </w:tcMar>
+          </w:tcPr>
+          <w:p>
+            <w:pPr>
+              <w:spacing w:before="40" w:after="40" w:line="341" w:lineRule="auto"/>
+              <w:jc w:val="left"/>
+            </w:pPr>
+            <w:r/>
+            <w:r>
+              <w:rPr>
+                <w:rFonts w:ascii="Times New Roman" w:hAnsi="Times New Roman" w:eastAsia="宋体"/>
+                <w:b w:val="0"/>
+                <w:color w:val="191919"/>
+                <w:sz w:val="19"/>
+              </w:rPr>
+              <w:t>三代赵左右共享同一生理基因（低血糖、菠萝过敏、10秒内听见真名必回头）；原时空高二岁月路见义勇为留下的“左额角月牙疤”是三代相认铁证，因未去剪彩而短暂消失（EP10），最终在EP24大三雪夜护徐图图流血时荣耀归位。</w:t>
+            </w:r>
+          </w:p>
+        </w:tc>
+      </w:tr>
+      <w:tr>
+        <w:tc>
+          <w:tcPr>
+            <w:tcW w:type="dxa" w:w="2664"/>
+            <w:vAlign w:val="center"/>
+            <w:tcMar>
+              <w:top w:w="105" w:type="dxa"/>
+              <w:bottom w:w="105" w:type="dxa"/>
+              <w:left w:w="145" w:type="dxa"/>
+              <w:right w:w="145" w:type="dxa"/>
+            </w:tcMar>
+            <w:shd w:fill="F7FAFC"/>
+          </w:tcPr>
+          <w:p>
+            <w:pPr>
+              <w:spacing w:before="40" w:after="40" w:line="341" w:lineRule="auto"/>
+              <w:jc w:val="left"/>
+            </w:pPr>
+            <w:r/>
+            <w:r>
+              <w:rPr>
+                <w:rFonts w:ascii="Times New Roman" w:hAnsi="Times New Roman" w:eastAsia="宋体"/>
+                <w:b/>
+                <w:color w:val="191919"/>
+                <w:sz w:val="19"/>
+              </w:rPr>
+              <w:t>法则 4：雁过无痕记忆修正与氪金免疫律</w:t>
+            </w:r>
+          </w:p>
+        </w:tc>
+        <w:tc>
+          <w:tcPr>
+            <w:tcW w:type="dxa" w:w="1800"/>
+            <w:vAlign w:val="center"/>
+            <w:tcMar>
+              <w:top w:w="105" w:type="dxa"/>
+              <w:bottom w:w="105" w:type="dxa"/>
+              <w:left w:w="145" w:type="dxa"/>
+              <w:right w:w="145" w:type="dxa"/>
+            </w:tcMar>
+            <w:shd w:fill="F7FAFC"/>
+          </w:tcPr>
+          <w:p>
+            <w:pPr>
+              <w:spacing w:before="40" w:after="40" w:line="341" w:lineRule="auto"/>
+              <w:jc w:val="left"/>
+            </w:pPr>
+            <w:r/>
+            <w:r>
+              <w:rPr>
+                <w:rFonts w:ascii="Times New Roman" w:hAnsi="Times New Roman" w:eastAsia="宋体"/>
+                <w:b w:val="0"/>
+                <w:color w:val="191919"/>
+                <w:sz w:val="19"/>
+              </w:rPr>
+              <w:t>EP07 / EP14 / EP23</w:t>
+            </w:r>
+          </w:p>
+        </w:tc>
+        <w:tc>
+          <w:tcPr>
+            <w:tcW w:type="dxa" w:w="5904"/>
+            <w:vAlign w:val="center"/>
+            <w:tcMar>
+              <w:top w:w="105" w:type="dxa"/>
+              <w:bottom w:w="105" w:type="dxa"/>
+              <w:left w:w="145" w:type="dxa"/>
+              <w:right w:w="145" w:type="dxa"/>
+            </w:tcMar>
+            <w:shd w:fill="F7FAFC"/>
+          </w:tcPr>
+          <w:p>
+            <w:pPr>
+              <w:spacing w:before="40" w:after="40" w:line="341" w:lineRule="auto"/>
+              <w:jc w:val="left"/>
+            </w:pPr>
+            <w:r/>
+            <w:r>
+              <w:rPr>
+                <w:rFonts w:ascii="Times New Roman" w:hAnsi="Times New Roman" w:eastAsia="宋体"/>
+                <w:b w:val="0"/>
+                <w:color w:val="191919"/>
+                <w:sz w:val="19"/>
+              </w:rPr>
+              <w:t>历史被改写后，2033年普通人（如舒图）会伴随头痛涌入新时间线记忆碎片，且未来人会自动淡忘“荀未来”这一外人形象（雁过无痕），唯有付费签约的实验者本人保留原时间线完整记忆。</w:t>
+            </w:r>
+          </w:p>
+        </w:tc>
+      </w:tr>
+      <w:tr>
+        <w:tc>
+          <w:tcPr>
+            <w:tcW w:type="dxa" w:w="2664"/>
+            <w:vAlign w:val="center"/>
+            <w:tcMar>
+              <w:top w:w="105" w:type="dxa"/>
+              <w:bottom w:w="105" w:type="dxa"/>
+              <w:left w:w="145" w:type="dxa"/>
+              <w:right w:w="145" w:type="dxa"/>
+            </w:tcMar>
+          </w:tcPr>
+          <w:p>
+            <w:pPr>
+              <w:spacing w:before="40" w:after="40" w:line="341" w:lineRule="auto"/>
+              <w:jc w:val="left"/>
+            </w:pPr>
+            <w:r/>
+            <w:r>
+              <w:rPr>
+                <w:rFonts w:ascii="Times New Roman" w:hAnsi="Times New Roman" w:eastAsia="宋体"/>
+                <w:b/>
+                <w:color w:val="191919"/>
+                <w:sz w:val="19"/>
+              </w:rPr>
+              <w:t>法则 5：雪地吸食巧克力饼干棒主动召回机制</w:t>
+            </w:r>
+          </w:p>
+        </w:tc>
+        <w:tc>
+          <w:tcPr>
+            <w:tcW w:type="dxa" w:w="1800"/>
+            <w:vAlign w:val="center"/>
+            <w:tcMar>
+              <w:top w:w="105" w:type="dxa"/>
+              <w:bottom w:w="105" w:type="dxa"/>
+              <w:left w:w="145" w:type="dxa"/>
+              <w:right w:w="145" w:type="dxa"/>
+            </w:tcMar>
+          </w:tcPr>
+          <w:p>
+            <w:pPr>
+              <w:spacing w:before="40" w:after="40" w:line="341" w:lineRule="auto"/>
+              <w:jc w:val="left"/>
+            </w:pPr>
+            <w:r/>
+            <w:r>
+              <w:rPr>
+                <w:rFonts w:ascii="Times New Roman" w:hAnsi="Times New Roman" w:eastAsia="宋体"/>
+                <w:b w:val="0"/>
+                <w:color w:val="191919"/>
+                <w:sz w:val="19"/>
+              </w:rPr>
+              <w:t>EP07 / EP08 / EP15</w:t>
+            </w:r>
+          </w:p>
+        </w:tc>
+        <w:tc>
+          <w:tcPr>
+            <w:tcW w:type="dxa" w:w="5904"/>
+            <w:vAlign w:val="center"/>
+            <w:tcMar>
+              <w:top w:w="105" w:type="dxa"/>
+              <w:bottom w:w="105" w:type="dxa"/>
+              <w:left w:w="145" w:type="dxa"/>
+              <w:right w:w="145" w:type="dxa"/>
+            </w:tcMar>
+          </w:tcPr>
+          <w:p>
+            <w:pPr>
+              <w:spacing w:before="40" w:after="40" w:line="341" w:lineRule="auto"/>
+              <w:jc w:val="left"/>
+            </w:pPr>
+            <w:r/>
+            <w:r>
+              <w:rPr>
+                <w:rFonts w:ascii="Times New Roman" w:hAnsi="Times New Roman" w:eastAsia="宋体"/>
+                <w:b w:val="0"/>
+                <w:color w:val="191919"/>
+                <w:sz w:val="19"/>
+              </w:rPr>
+              <w:t>2033实验者若需主动提前返回未来，需手持卡奇滋巧克力饼干棒走到空旷白雪地（如岁月潭）中央点燃打火机像抽烟一样吸食，利用低背景噪点下的高反差荒诞动作触发2033监测台定位召回。</w:t>
+            </w:r>
+          </w:p>
+        </w:tc>
+      </w:tr>
+      <w:tr>
+        <w:tc>
+          <w:tcPr>
+            <w:tcW w:type="dxa" w:w="2664"/>
+            <w:vAlign w:val="center"/>
+            <w:tcMar>
+              <w:top w:w="105" w:type="dxa"/>
+              <w:bottom w:w="105" w:type="dxa"/>
+              <w:left w:w="145" w:type="dxa"/>
+              <w:right w:w="145" w:type="dxa"/>
+            </w:tcMar>
+            <w:shd w:fill="F7FAFC"/>
+          </w:tcPr>
+          <w:p>
+            <w:pPr>
+              <w:spacing w:before="40" w:after="40" w:line="341" w:lineRule="auto"/>
+              <w:jc w:val="left"/>
+            </w:pPr>
+            <w:r/>
+            <w:r>
+              <w:rPr>
+                <w:rFonts w:ascii="Times New Roman" w:hAnsi="Times New Roman" w:eastAsia="宋体"/>
+                <w:b/>
+                <w:color w:val="191919"/>
+                <w:sz w:val="19"/>
+              </w:rPr>
+              <w:t>法则 6：IC卡公用电话亭跨时空通信与折寿代价</w:t>
+            </w:r>
+          </w:p>
+        </w:tc>
+        <w:tc>
+          <w:tcPr>
+            <w:tcW w:type="dxa" w:w="1800"/>
+            <w:vAlign w:val="center"/>
+            <w:tcMar>
+              <w:top w:w="105" w:type="dxa"/>
+              <w:bottom w:w="105" w:type="dxa"/>
+              <w:left w:w="145" w:type="dxa"/>
+              <w:right w:w="145" w:type="dxa"/>
+            </w:tcMar>
+            <w:shd w:fill="F7FAFC"/>
+          </w:tcPr>
+          <w:p>
+            <w:pPr>
+              <w:spacing w:before="40" w:after="40" w:line="341" w:lineRule="auto"/>
+              <w:jc w:val="left"/>
+            </w:pPr>
+            <w:r/>
+            <w:r>
+              <w:rPr>
+                <w:rFonts w:ascii="Times New Roman" w:hAnsi="Times New Roman" w:eastAsia="宋体"/>
+                <w:b w:val="0"/>
+                <w:color w:val="191919"/>
+                <w:sz w:val="19"/>
+              </w:rPr>
+              <w:t>EP02 / EP03 / EP05 / EP20 / EP22</w:t>
+            </w:r>
+          </w:p>
+        </w:tc>
+        <w:tc>
+          <w:tcPr>
+            <w:tcW w:type="dxa" w:w="5904"/>
+            <w:vAlign w:val="center"/>
+            <w:tcMar>
+              <w:top w:w="105" w:type="dxa"/>
+              <w:bottom w:w="105" w:type="dxa"/>
+              <w:left w:w="145" w:type="dxa"/>
+              <w:right w:w="145" w:type="dxa"/>
+            </w:tcMar>
+            <w:shd w:fill="F7FAFC"/>
+          </w:tcPr>
+          <w:p>
+            <w:pPr>
+              <w:spacing w:before="40" w:after="40" w:line="341" w:lineRule="auto"/>
+              <w:jc w:val="left"/>
+            </w:pPr>
+            <w:r/>
+            <w:r>
+              <w:rPr>
+                <w:rFonts w:ascii="Times New Roman" w:hAnsi="Times New Roman" w:eastAsia="宋体"/>
+                <w:b w:val="0"/>
+                <w:color w:val="191919"/>
+                <w:sz w:val="19"/>
+              </w:rPr>
+              <w:t>2058年《人生无限有限公司》将2008年和艺北街×飞霞路IC卡电话亭（及地下旧物仓库备用亭）改造为跨时空通信与传送终端，插入2058双面透明芯片身份证即可联通全息客服，但每次往返会严重损耗老年人寿命与机能。</w:t>
+            </w:r>
+          </w:p>
+        </w:tc>
+      </w:tr>
+      <w:tr>
+        <w:tc>
+          <w:tcPr>
+            <w:tcW w:type="dxa" w:w="2664"/>
+            <w:vAlign w:val="center"/>
+            <w:tcMar>
+              <w:top w:w="105" w:type="dxa"/>
+              <w:bottom w:w="105" w:type="dxa"/>
+              <w:left w:w="145" w:type="dxa"/>
+              <w:right w:w="145" w:type="dxa"/>
+            </w:tcMar>
+          </w:tcPr>
+          <w:p>
+            <w:pPr>
+              <w:spacing w:before="40" w:after="40" w:line="341" w:lineRule="auto"/>
+              <w:jc w:val="left"/>
+            </w:pPr>
+            <w:r/>
+            <w:r>
+              <w:rPr>
+                <w:rFonts w:ascii="Times New Roman" w:hAnsi="Times New Roman" w:eastAsia="宋体"/>
+                <w:b/>
+                <w:color w:val="191919"/>
+                <w:sz w:val="19"/>
+              </w:rPr>
+              <w:t>法则 7：点对点监测 vs 宏观监测双轨预警机制</w:t>
+            </w:r>
+          </w:p>
+        </w:tc>
+        <w:tc>
+          <w:tcPr>
+            <w:tcW w:type="dxa" w:w="1800"/>
+            <w:vAlign w:val="center"/>
+            <w:tcMar>
+              <w:top w:w="105" w:type="dxa"/>
+              <w:bottom w:w="105" w:type="dxa"/>
+              <w:left w:w="145" w:type="dxa"/>
+              <w:right w:w="145" w:type="dxa"/>
+            </w:tcMar>
+          </w:tcPr>
+          <w:p>
+            <w:pPr>
+              <w:spacing w:before="40" w:after="40" w:line="341" w:lineRule="auto"/>
+              <w:jc w:val="left"/>
+            </w:pPr>
+            <w:r/>
+            <w:r>
+              <w:rPr>
+                <w:rFonts w:ascii="Times New Roman" w:hAnsi="Times New Roman" w:eastAsia="宋体"/>
+                <w:b w:val="0"/>
+                <w:color w:val="191919"/>
+                <w:sz w:val="19"/>
+              </w:rPr>
+              <w:t>EP06 / EP14 / EP21</w:t>
+            </w:r>
+          </w:p>
+        </w:tc>
+        <w:tc>
+          <w:tcPr>
+            <w:tcW w:type="dxa" w:w="5904"/>
+            <w:vAlign w:val="center"/>
+            <w:tcMar>
+              <w:top w:w="105" w:type="dxa"/>
+              <w:bottom w:w="105" w:type="dxa"/>
+              <w:left w:w="145" w:type="dxa"/>
+              <w:right w:w="145" w:type="dxa"/>
+            </w:tcMar>
+          </w:tcPr>
+          <w:p>
+            <w:pPr>
+              <w:spacing w:before="40" w:after="40" w:line="341" w:lineRule="auto"/>
+              <w:jc w:val="left"/>
+            </w:pPr>
+            <w:r/>
+            <w:r>
+              <w:rPr>
+                <w:rFonts w:ascii="Times New Roman" w:hAnsi="Times New Roman" w:eastAsia="宋体"/>
+                <w:b w:val="0"/>
+                <w:color w:val="191919"/>
+                <w:sz w:val="19"/>
+              </w:rPr>
+              <w:t>2058系统对黑金客户赵了实行“点对点监测”（借DV机都会报警，赖实习生小雪私自按误判掩盖）；对未登记漏洞荀未来实行“宏观监测”——一旦16岁少年确信未来人存在引发剧烈时空波动，即刻触发时空管理局追捕。</w:t>
+            </w:r>
+          </w:p>
+        </w:tc>
+      </w:tr>
+      <w:tr>
+        <w:tc>
+          <w:tcPr>
+            <w:tcW w:type="dxa" w:w="2664"/>
+            <w:vAlign w:val="center"/>
+            <w:tcMar>
+              <w:top w:w="105" w:type="dxa"/>
+              <w:bottom w:w="105" w:type="dxa"/>
+              <w:left w:w="145" w:type="dxa"/>
+              <w:right w:w="145" w:type="dxa"/>
+            </w:tcMar>
+            <w:shd w:fill="F7FAFC"/>
+          </w:tcPr>
+          <w:p>
+            <w:pPr>
+              <w:spacing w:before="40" w:after="40" w:line="341" w:lineRule="auto"/>
+              <w:jc w:val="left"/>
+            </w:pPr>
+            <w:r/>
+            <w:r>
+              <w:rPr>
+                <w:rFonts w:ascii="Times New Roman" w:hAnsi="Times New Roman" w:eastAsia="宋体"/>
+                <w:b/>
+                <w:color w:val="191919"/>
+                <w:sz w:val="19"/>
+              </w:rPr>
+              <w:t>法则 8：命定悖论（Bootstrap Paradox）闭环</w:t>
+            </w:r>
+          </w:p>
+        </w:tc>
+        <w:tc>
+          <w:tcPr>
+            <w:tcW w:type="dxa" w:w="1800"/>
+            <w:vAlign w:val="center"/>
+            <w:tcMar>
+              <w:top w:w="105" w:type="dxa"/>
+              <w:bottom w:w="105" w:type="dxa"/>
+              <w:left w:w="145" w:type="dxa"/>
+              <w:right w:w="145" w:type="dxa"/>
+            </w:tcMar>
+            <w:shd w:fill="F7FAFC"/>
+          </w:tcPr>
+          <w:p>
+            <w:pPr>
+              <w:spacing w:before="40" w:after="40" w:line="341" w:lineRule="auto"/>
+              <w:jc w:val="left"/>
+            </w:pPr>
+            <w:r/>
+            <w:r>
+              <w:rPr>
+                <w:rFonts w:ascii="Times New Roman" w:hAnsi="Times New Roman" w:eastAsia="宋体"/>
+                <w:b w:val="0"/>
+                <w:color w:val="191919"/>
+                <w:sz w:val="19"/>
+              </w:rPr>
+              <w:t>EP16 / EP17 / EP18</w:t>
+            </w:r>
+          </w:p>
+        </w:tc>
+        <w:tc>
+          <w:tcPr>
+            <w:tcW w:type="dxa" w:w="5904"/>
+            <w:vAlign w:val="center"/>
+            <w:tcMar>
+              <w:top w:w="105" w:type="dxa"/>
+              <w:bottom w:w="105" w:type="dxa"/>
+              <w:left w:w="145" w:type="dxa"/>
+              <w:right w:w="145" w:type="dxa"/>
+            </w:tcMar>
+            <w:shd w:fill="F7FAFC"/>
+          </w:tcPr>
+          <w:p>
+            <w:pPr>
+              <w:spacing w:before="40" w:after="40" w:line="341" w:lineRule="auto"/>
+              <w:jc w:val="left"/>
+            </w:pPr>
+            <w:r/>
+            <w:r>
+              <w:rPr>
+                <w:rFonts w:ascii="Times New Roman" w:hAnsi="Times New Roman" w:eastAsia="宋体"/>
+                <w:b w:val="0"/>
+                <w:color w:val="191919"/>
+                <w:sz w:val="19"/>
+              </w:rPr>
+              <w:t>2008年32岁的青年余博士（余止）早已潜心研究时空旅行（立志“消灭所有的未知”），但外界无人相信她的实验会成功、甚至嘲笑她是疯子并有人企图窃取其成果。当荀未来与赵了以拉电影投资为名找上古堡、因说漏嘴与记忆陷阱被她怀疑是窃贼后，余博士顺着车牌追踪并用电击贴片挟持荀未来进入酒店2388套房；在套房卧室内，余博士亲手撕开2058实习生小雪嘴上的封箱胶带，触发10秒最高警报强制召回——小雪在白光中当着她的面凭空消失并喊出“他们是来杀您阻止时空旅行发明的，我就是从未来来的，您真的成功了”！亲眼验证“未来自己真的成功发明了时空旅行（我看还有谁敢说我是疯子）”后，余博士连夜撕毁古堡黑板公式、搬空手稿远赴鲁多维科群岛潜心钻研，最终创立【人生有限公司】，构成命定悖论闭环。</w:t>
+            </w:r>
+          </w:p>
+        </w:tc>
+      </w:tr>
+      <w:tr>
+        <w:tc>
+          <w:tcPr>
+            <w:tcW w:type="dxa" w:w="2664"/>
+            <w:vAlign w:val="center"/>
+            <w:tcMar>
+              <w:top w:w="105" w:type="dxa"/>
+              <w:bottom w:w="105" w:type="dxa"/>
+              <w:left w:w="145" w:type="dxa"/>
+              <w:right w:w="145" w:type="dxa"/>
+            </w:tcMar>
+          </w:tcPr>
+          <w:p>
+            <w:pPr>
+              <w:spacing w:before="40" w:after="40" w:line="341" w:lineRule="auto"/>
+              <w:jc w:val="left"/>
+            </w:pPr>
+            <w:r/>
+            <w:r>
+              <w:rPr>
+                <w:rFonts w:ascii="Times New Roman" w:hAnsi="Times New Roman" w:eastAsia="宋体"/>
+                <w:b/>
+                <w:color w:val="191919"/>
+                <w:sz w:val="19"/>
+              </w:rPr>
+              <w:t>法则 9：局部熵减时空修正与记忆清洗机制</w:t>
+            </w:r>
+          </w:p>
+        </w:tc>
+        <w:tc>
+          <w:tcPr>
+            <w:tcW w:type="dxa" w:w="1800"/>
+            <w:vAlign w:val="center"/>
+            <w:tcMar>
+              <w:top w:w="105" w:type="dxa"/>
+              <w:bottom w:w="105" w:type="dxa"/>
+              <w:left w:w="145" w:type="dxa"/>
+              <w:right w:w="145" w:type="dxa"/>
+            </w:tcMar>
+          </w:tcPr>
+          <w:p>
+            <w:pPr>
+              <w:spacing w:before="40" w:after="40" w:line="341" w:lineRule="auto"/>
+              <w:jc w:val="left"/>
+            </w:pPr>
+            <w:r/>
+            <w:r>
+              <w:rPr>
+                <w:rFonts w:ascii="Times New Roman" w:hAnsi="Times New Roman" w:eastAsia="宋体"/>
+                <w:b w:val="0"/>
+                <w:color w:val="191919"/>
+                <w:sz w:val="19"/>
+              </w:rPr>
+              <w:t>EP22 / EP23</w:t>
+            </w:r>
+          </w:p>
+        </w:tc>
+        <w:tc>
+          <w:tcPr>
+            <w:tcW w:type="dxa" w:w="5904"/>
+            <w:vAlign w:val="center"/>
+            <w:tcMar>
+              <w:top w:w="105" w:type="dxa"/>
+              <w:bottom w:w="105" w:type="dxa"/>
+              <w:left w:w="145" w:type="dxa"/>
+              <w:right w:w="145" w:type="dxa"/>
+            </w:tcMar>
+          </w:tcPr>
+          <w:p>
+            <w:pPr>
+              <w:spacing w:before="40" w:after="40" w:line="341" w:lineRule="auto"/>
+              <w:jc w:val="left"/>
+            </w:pPr>
+            <w:r/>
+            <w:r>
+              <w:rPr>
+                <w:rFonts w:ascii="Times New Roman" w:hAnsi="Times New Roman" w:eastAsia="宋体"/>
+                <w:b w:val="0"/>
+                <w:color w:val="191919"/>
+                <w:sz w:val="19"/>
+              </w:rPr>
+              <w:t>当三代同堂引发不可控时空风暴时，82岁老年余博士启动“局部熵减时空修正”（进度条0%→100%）：利用物理巧合（U盘短路爆炸、视频下架、杂志社大火）抹平一切改变，并清洗2008年全员关于穿越者的记忆；唯独在启动瞬间刷2058员工卡去往2058的人可卡时间差保住记忆。</w:t>
+            </w:r>
+          </w:p>
+        </w:tc>
+      </w:tr>
+      <w:tr>
+        <w:tc>
+          <w:tcPr>
+            <w:tcW w:type="dxa" w:w="2664"/>
+            <w:vAlign w:val="center"/>
+            <w:tcMar>
+              <w:top w:w="105" w:type="dxa"/>
+              <w:bottom w:w="105" w:type="dxa"/>
+              <w:left w:w="145" w:type="dxa"/>
+              <w:right w:w="145" w:type="dxa"/>
+            </w:tcMar>
+            <w:shd w:fill="F7FAFC"/>
+          </w:tcPr>
+          <w:p>
+            <w:pPr>
+              <w:spacing w:before="40" w:after="40" w:line="341" w:lineRule="auto"/>
+              <w:jc w:val="left"/>
+            </w:pPr>
+            <w:r/>
+            <w:r>
+              <w:rPr>
+                <w:rFonts w:ascii="Times New Roman" w:hAnsi="Times New Roman" w:eastAsia="宋体"/>
+                <w:b/>
+                <w:color w:val="191919"/>
+                <w:sz w:val="19"/>
+              </w:rPr>
+              <w:t>法则 10：“查无舒图”终极破局锁（99%永恒定格）</w:t>
+            </w:r>
+          </w:p>
+        </w:tc>
+        <w:tc>
+          <w:tcPr>
+            <w:tcW w:type="dxa" w:w="1800"/>
+            <w:vAlign w:val="center"/>
+            <w:tcMar>
+              <w:top w:w="105" w:type="dxa"/>
+              <w:bottom w:w="105" w:type="dxa"/>
+              <w:left w:w="145" w:type="dxa"/>
+              <w:right w:w="145" w:type="dxa"/>
+            </w:tcMar>
+            <w:shd w:fill="F7FAFC"/>
+          </w:tcPr>
+          <w:p>
+            <w:pPr>
+              <w:spacing w:before="40" w:after="40" w:line="341" w:lineRule="auto"/>
+              <w:jc w:val="left"/>
+            </w:pPr>
+            <w:r/>
+            <w:r>
+              <w:rPr>
+                <w:rFonts w:ascii="Times New Roman" w:hAnsi="Times New Roman" w:eastAsia="宋体"/>
+                <w:b w:val="0"/>
+                <w:color w:val="191919"/>
+                <w:sz w:val="19"/>
+              </w:rPr>
+              <w:t>EP22 / EP24（大结局）</w:t>
+            </w:r>
+          </w:p>
+        </w:tc>
+        <w:tc>
+          <w:tcPr>
+            <w:tcW w:type="dxa" w:w="5904"/>
+            <w:vAlign w:val="center"/>
+            <w:tcMar>
+              <w:top w:w="105" w:type="dxa"/>
+              <w:bottom w:w="105" w:type="dxa"/>
+              <w:left w:w="145" w:type="dxa"/>
+              <w:right w:w="145" w:type="dxa"/>
+            </w:tcMar>
+            <w:shd w:fill="F7FAFC"/>
+          </w:tcPr>
+          <w:p>
+            <w:pPr>
+              <w:spacing w:before="40" w:after="40" w:line="341" w:lineRule="auto"/>
+              <w:jc w:val="left"/>
+            </w:pPr>
+            <w:r/>
+            <w:r>
+              <w:rPr>
+                <w:rFonts w:ascii="Times New Roman" w:hAnsi="Times New Roman" w:eastAsia="宋体"/>
+                <w:b w:val="0"/>
+                <w:color w:val="191919"/>
+                <w:sz w:val="19"/>
+              </w:rPr>
+              <w:t>时空修正系统的终极锚点是“2033年长林市舒图死于车祸”。当清除未来记忆、回归未知的赵左右在雪夜流血删掉偷拍视频，解开徐图图的原生家庭羞耻心结，她一辈子坦荡名叫“徐图图”而从未随母姓改名“舒图”——2033年世上再无“舒图”，令2058修正程序永远卡在【99%】！</w:t>
+            </w:r>
+          </w:p>
+        </w:tc>
+      </w:tr>
+    </w:tbl>
+    <w:p>
+      <w:pPr>
+        <w:spacing w:before="240" w:after="80" w:line="384" w:lineRule="auto"/>
+        <w:jc w:val="left"/>
+      </w:pPr>
+      <w:r>
+        <w:rPr>
+          <w:rFonts w:ascii="Arial" w:hAnsi="Arial" w:eastAsia="黑体"/>
+          <w:b/>
+          <w:color w:val="192D55"/>
+          <w:sz w:val="26"/>
+        </w:rPr>
+        <w:t>第五章　从人性和情感向内心出发：四支官方幕后特辑揭示的主创创作密码与三大情绪出口实证</w:t>
+      </w:r>
+    </w:p>
+    <w:tbl>
+      <w:tblPr>
+        <w:tblStyle w:val="TableGrid"/>
+        <w:tblW w:type="auto" w:w="0"/>
+        <w:jc w:val="center"/>
+        <w:tblLayout w:type="fixed"/>
+        <w:tblLook w:firstColumn="1" w:firstRow="1" w:lastColumn="0" w:lastRow="0" w:noHBand="0" w:noVBand="1" w:val="04A0"/>
+      </w:tblPr>
+      <w:tblGrid>
+        <w:gridCol w:w="5184"/>
+        <w:gridCol w:w="5184"/>
+      </w:tblGrid>
+      <w:tr>
+        <w:trPr>
+          <w:tblHeader/>
+          <w:cantSplit/>
+        </w:trPr>
+        <w:tc>
+          <w:tcPr>
+            <w:tcW w:type="dxa" w:w="3024"/>
+            <w:vAlign w:val="center"/>
+            <w:tcMar>
+              <w:top w:w="130" w:type="dxa"/>
+              <w:bottom w:w="130" w:type="dxa"/>
+              <w:left w:w="150" w:type="dxa"/>
+              <w:right w:w="150" w:type="dxa"/>
+            </w:tcMar>
+            <w:shd w:fill="1F3864"/>
+          </w:tcPr>
+          <w:p>
+            <w:pPr>
+              <w:spacing w:before="40" w:after="40" w:line="312" w:lineRule="auto"/>
+              <w:jc w:val="center"/>
+            </w:pPr>
+            <w:r/>
+            <w:r>
+              <w:rPr>
+                <w:rFonts w:ascii="Arial" w:hAnsi="Arial" w:eastAsia="黑体"/>
+                <w:b/>
+                <w:color w:val="FFFFFF"/>
+                <w:sz w:val="19"/>
+              </w:rPr>
+              <w:t>幕后特辑名称与核心维度</w:t>
+            </w:r>
+          </w:p>
+        </w:tc>
+        <w:tc>
+          <w:tcPr>
+            <w:tcW w:type="dxa" w:w="7344"/>
+            <w:vAlign w:val="center"/>
+            <w:tcMar>
+              <w:top w:w="130" w:type="dxa"/>
+              <w:bottom w:w="130" w:type="dxa"/>
+              <w:left w:w="150" w:type="dxa"/>
+              <w:right w:w="150" w:type="dxa"/>
+            </w:tcMar>
+            <w:shd w:fill="1F3864"/>
+          </w:tcPr>
+          <w:p>
+            <w:pPr>
+              <w:spacing w:before="40" w:after="40" w:line="312" w:lineRule="auto"/>
+              <w:jc w:val="center"/>
+            </w:pPr>
+            <w:r/>
+            <w:r>
+              <w:rPr>
+                <w:rFonts w:ascii="Arial" w:hAnsi="Arial" w:eastAsia="黑体"/>
+                <w:b/>
+                <w:color w:val="FFFFFF"/>
+                <w:sz w:val="19"/>
+              </w:rPr>
+              <w:t>主创与演员深度剖析的剧作把控密码</w:t>
+            </w:r>
+          </w:p>
+        </w:tc>
+      </w:tr>
+      <w:tr>
+        <w:tc>
+          <w:tcPr>
+            <w:tcW w:type="dxa" w:w="3024"/>
+            <w:vAlign w:val="center"/>
+            <w:tcMar>
+              <w:top w:w="105" w:type="dxa"/>
+              <w:bottom w:w="105" w:type="dxa"/>
+              <w:left w:w="145" w:type="dxa"/>
+              <w:right w:w="145" w:type="dxa"/>
+            </w:tcMar>
+          </w:tcPr>
+          <w:p>
+            <w:pPr>
+              <w:spacing w:before="40" w:after="40" w:line="341" w:lineRule="auto"/>
+              <w:jc w:val="left"/>
+            </w:pPr>
+            <w:r/>
+            <w:r>
+              <w:rPr>
+                <w:rFonts w:ascii="Times New Roman" w:hAnsi="Times New Roman" w:eastAsia="宋体"/>
+                <w:b/>
+                <w:color w:val="191919"/>
+                <w:sz w:val="19"/>
+              </w:rPr>
+              <w:t>特辑一：《三个「我」》</w:t>
+              <w:br/>
+              <w:t>（三代自我的视角切入与功能分工）</w:t>
+            </w:r>
+          </w:p>
+        </w:tc>
+        <w:tc>
+          <w:tcPr>
+            <w:tcW w:type="dxa" w:w="7344"/>
+            <w:vAlign w:val="center"/>
+            <w:tcMar>
+              <w:top w:w="105" w:type="dxa"/>
+              <w:bottom w:w="105" w:type="dxa"/>
+              <w:left w:w="145" w:type="dxa"/>
+              <w:right w:w="145" w:type="dxa"/>
+            </w:tcMar>
+          </w:tcPr>
+          <w:p>
+            <w:pPr>
+              <w:spacing w:before="40" w:after="40" w:line="341" w:lineRule="auto"/>
+              <w:jc w:val="left"/>
+            </w:pPr>
+            <w:r/>
+            <w:r>
+              <w:rPr>
+                <w:rFonts w:ascii="Times New Roman" w:hAnsi="Times New Roman" w:eastAsia="宋体"/>
+                <w:b w:val="0"/>
+                <w:color w:val="191919"/>
+                <w:sz w:val="19"/>
+              </w:rPr>
+              <w:t>• 【为什么从41岁荀未来视角切入】：中年人的油滑、焦虑、势利与不自信离现实痛感最近。荀未来在前期是一个典型的“正义的反派”——出发点是救爱人与自己，手段却是用功利捷径强行剥夺16岁少年的选择权；而在与16岁和66岁的碰撞中，他的功利执念被一点点洗刷成正面。</w:t>
+              <w:br/>
+              <w:t>• 【三代精准定位】：16岁赵左右是“原生态/摇摆者”（天不怕地不怕，经历争夺后依然守住纯粹选自己认为对的事）；41岁荀未来是“破局者/执念者”；66岁赵了是“全知者/守望者”（深知赌错了就是失败，表面老顽童，实则怀最深悲悯兜底）。</w:t>
+            </w:r>
+          </w:p>
+        </w:tc>
+      </w:tr>
+      <w:tr>
+        <w:tc>
+          <w:tcPr>
+            <w:tcW w:type="dxa" w:w="3024"/>
+            <w:vAlign w:val="center"/>
+            <w:tcMar>
+              <w:top w:w="105" w:type="dxa"/>
+              <w:bottom w:w="105" w:type="dxa"/>
+              <w:left w:w="145" w:type="dxa"/>
+              <w:right w:w="145" w:type="dxa"/>
+            </w:tcMar>
+            <w:shd w:fill="F7FAFC"/>
+          </w:tcPr>
+          <w:p>
+            <w:pPr>
+              <w:spacing w:before="40" w:after="40" w:line="341" w:lineRule="auto"/>
+              <w:jc w:val="left"/>
+            </w:pPr>
+            <w:r/>
+            <w:r>
+              <w:rPr>
+                <w:rFonts w:ascii="Times New Roman" w:hAnsi="Times New Roman" w:eastAsia="宋体"/>
+                <w:b/>
+                <w:color w:val="191919"/>
+                <w:sz w:val="19"/>
+              </w:rPr>
+              <w:t>特辑二：《亲爱的家人》</w:t>
+              <w:br/>
+              <w:t>（以“悔”为原动力，用情感替代生意）</w:t>
+            </w:r>
+          </w:p>
+        </w:tc>
+        <w:tc>
+          <w:tcPr>
+            <w:tcW w:type="dxa" w:w="7344"/>
+            <w:vAlign w:val="center"/>
+            <w:tcMar>
+              <w:top w:w="105" w:type="dxa"/>
+              <w:bottom w:w="105" w:type="dxa"/>
+              <w:left w:w="145" w:type="dxa"/>
+              <w:right w:w="145" w:type="dxa"/>
+            </w:tcMar>
+            <w:shd w:fill="F7FAFC"/>
+          </w:tcPr>
+          <w:p>
+            <w:pPr>
+              <w:spacing w:before="40" w:after="40" w:line="341" w:lineRule="auto"/>
+              <w:jc w:val="left"/>
+            </w:pPr>
+            <w:r/>
+            <w:r>
+              <w:rPr>
+                <w:rFonts w:ascii="Times New Roman" w:hAnsi="Times New Roman" w:eastAsia="宋体"/>
+                <w:b w:val="0"/>
+                <w:color w:val="191919"/>
+                <w:sz w:val="19"/>
+              </w:rPr>
+              <w:t>• 【主创情感原点】：总制片人蔡雨潮指出：“人生最大的一个点就是‘悔’，一切来源于悔，无论是爱情还是亲情。可能我们改变不了命运，但是不是可以回到过去，看一看父母年轻的样子？换一个思维模式，它可能不是一门生意，它可能是一门情感。”</w:t>
+              <w:br/>
+              <w:t>• 【中国式父母双像】：严父赵东来白天撕书，半夜零下二十度翻遍十几个垃圾桶找碎稿，在台阶上借酒劲向中年儿子痛哭忏悔；慈母刘美奕40多岁年纪依然保有20岁纯真心灵，道出“家是避风港，不是凯旋门”；66岁赵了看着年轻母亲说出“我认识她，她不认识我”，引爆跨时空亲情泪点。</w:t>
+            </w:r>
+          </w:p>
+        </w:tc>
+      </w:tr>
+      <w:tr>
+        <w:tc>
+          <w:tcPr>
+            <w:tcW w:type="dxa" w:w="3024"/>
+            <w:vAlign w:val="center"/>
+            <w:tcMar>
+              <w:top w:w="105" w:type="dxa"/>
+              <w:bottom w:w="105" w:type="dxa"/>
+              <w:left w:w="145" w:type="dxa"/>
+              <w:right w:w="145" w:type="dxa"/>
+            </w:tcMar>
+          </w:tcPr>
+          <w:p>
+            <w:pPr>
+              <w:spacing w:before="40" w:after="40" w:line="341" w:lineRule="auto"/>
+              <w:jc w:val="left"/>
+            </w:pPr>
+            <w:r/>
+            <w:r>
+              <w:rPr>
+                <w:rFonts w:ascii="Times New Roman" w:hAnsi="Times New Roman" w:eastAsia="宋体"/>
+                <w:b/>
+                <w:color w:val="191919"/>
+                <w:sz w:val="19"/>
+              </w:rPr>
+              <w:t>特辑三：《时间的玩笑》</w:t>
+              <w:br/>
+              <w:t>（徐图图与舒图的双生镜像与32度反差）</w:t>
+            </w:r>
+          </w:p>
+        </w:tc>
+        <w:tc>
+          <w:tcPr>
+            <w:tcW w:type="dxa" w:w="7344"/>
+            <w:vAlign w:val="center"/>
+            <w:tcMar>
+              <w:top w:w="105" w:type="dxa"/>
+              <w:bottom w:w="105" w:type="dxa"/>
+              <w:left w:w="145" w:type="dxa"/>
+              <w:right w:w="145" w:type="dxa"/>
+            </w:tcMar>
+          </w:tcPr>
+          <w:p>
+            <w:pPr>
+              <w:spacing w:before="40" w:after="40" w:line="341" w:lineRule="auto"/>
+              <w:jc w:val="left"/>
+            </w:pPr>
+            <w:r/>
+            <w:r>
+              <w:rPr>
+                <w:rFonts w:ascii="Times New Roman" w:hAnsi="Times New Roman" w:eastAsia="宋体"/>
+                <w:b w:val="0"/>
+                <w:color w:val="191919"/>
+                <w:sz w:val="19"/>
+              </w:rPr>
+              <w:t>• 【双生女性自我对照】：全剧不仅是三个男主的戏，更平行构建了“16岁少女徐图图（小太阳，总能给出‘灯泡’想法）⇄ 41岁成年舒图（外表32度冷漠、内心依然滚烫）”的双生镜像。</w:t>
+              <w:br/>
+              <w:t>• 【从“想叫醒少女”到“被少女叫醒”】：41岁的舒图原本自以为清醒，想回2008年叫醒“恋爱脑”的徐图图；直到两代女性在雪夜黄伞下对话相拥，舒图才被16岁那句“既然美好真实存在过，为什么要吃后悔药”点醒，顿悟：“原来一直糊涂的那个人是我，变了的那个人是我……人和人是要活在缘分里，而不是关系里。”</w:t>
+            </w:r>
+          </w:p>
+        </w:tc>
+      </w:tr>
+      <w:tr>
+        <w:tc>
+          <w:tcPr>
+            <w:tcW w:type="dxa" w:w="3024"/>
+            <w:vAlign w:val="center"/>
+            <w:tcMar>
+              <w:top w:w="105" w:type="dxa"/>
+              <w:bottom w:w="105" w:type="dxa"/>
+              <w:left w:w="145" w:type="dxa"/>
+              <w:right w:w="145" w:type="dxa"/>
+            </w:tcMar>
+            <w:shd w:fill="F7FAFC"/>
+          </w:tcPr>
+          <w:p>
+            <w:pPr>
+              <w:spacing w:before="40" w:after="40" w:line="341" w:lineRule="auto"/>
+              <w:jc w:val="left"/>
+            </w:pPr>
+            <w:r/>
+            <w:r>
+              <w:rPr>
+                <w:rFonts w:ascii="Times New Roman" w:hAnsi="Times New Roman" w:eastAsia="宋体"/>
+                <w:b/>
+                <w:color w:val="191919"/>
+                <w:sz w:val="19"/>
+              </w:rPr>
+              <w:t>特辑四：《八中的朋友》</w:t>
+              <w:br/>
+              <w:t>（千禧青春群像的互补光谱）</w:t>
+            </w:r>
+          </w:p>
+        </w:tc>
+        <w:tc>
+          <w:tcPr>
+            <w:tcW w:type="dxa" w:w="7344"/>
+            <w:vAlign w:val="center"/>
+            <w:tcMar>
+              <w:top w:w="105" w:type="dxa"/>
+              <w:bottom w:w="105" w:type="dxa"/>
+              <w:left w:w="145" w:type="dxa"/>
+              <w:right w:w="145" w:type="dxa"/>
+            </w:tcMar>
+            <w:shd w:fill="F7FAFC"/>
+          </w:tcPr>
+          <w:p>
+            <w:pPr>
+              <w:spacing w:before="40" w:after="40" w:line="341" w:lineRule="auto"/>
+              <w:jc w:val="left"/>
+            </w:pPr>
+            <w:r/>
+            <w:r>
+              <w:rPr>
+                <w:rFonts w:ascii="Times New Roman" w:hAnsi="Times New Roman" w:eastAsia="宋体"/>
+                <w:b w:val="0"/>
+                <w:color w:val="191919"/>
+                <w:sz w:val="19"/>
+              </w:rPr>
+              <w:t>• 【配角不是工具人，而是主角性格的折射镜】：长期被母亲高压控制、渴望打破规矩的校花王一漫（被图图的松弛与荀未来的耀眼吸引，最终举铁锤砸向阳台防盗栏杆）；外冷内热、宁可自曝偷打CS退学也要护住挚友清白的理科学霸陈明；讨好型人格、把左右当阳光、把荀未来当大哥并最终立志学新能源汽车技术的东北死党罗爱文。五人友情团共同撑起了2008年热气腾腾的东北校园底座。</w:t>
+            </w:r>
+          </w:p>
+        </w:tc>
+      </w:tr>
+    </w:tbl>
+    <w:tbl>
+      <w:tblPr>
+        <w:tblStyle w:val="TableGrid"/>
+        <w:tblW w:type="auto" w:w="0"/>
+        <w:jc w:val="center"/>
+        <w:tblLayout w:type="fixed"/>
+        <w:tblLook w:firstColumn="1" w:firstRow="1" w:lastColumn="0" w:lastRow="0" w:noHBand="0" w:noVBand="1" w:val="04A0"/>
+      </w:tblPr>
+      <w:tblGrid>
+        <w:gridCol w:w="5184"/>
+        <w:gridCol w:w="5184"/>
+      </w:tblGrid>
+      <w:tr>
+        <w:trPr>
+          <w:tblHeader/>
+          <w:cantSplit/>
+        </w:trPr>
+        <w:tc>
+          <w:tcPr>
+            <w:tcW w:type="dxa" w:w="3024"/>
+            <w:vAlign w:val="center"/>
+            <w:tcMar>
+              <w:top w:w="130" w:type="dxa"/>
+              <w:bottom w:w="130" w:type="dxa"/>
+              <w:left w:w="150" w:type="dxa"/>
+              <w:right w:w="150" w:type="dxa"/>
+            </w:tcMar>
+            <w:shd w:fill="1F3864"/>
+          </w:tcPr>
+          <w:p>
+            <w:pPr>
+              <w:spacing w:before="40" w:after="40" w:line="312" w:lineRule="auto"/>
+              <w:jc w:val="center"/>
+            </w:pPr>
+            <w:r/>
+            <w:r>
+              <w:rPr>
+                <w:rFonts w:ascii="Arial" w:hAnsi="Arial" w:eastAsia="黑体"/>
+                <w:b/>
+                <w:color w:val="FFFFFF"/>
+                <w:sz w:val="19"/>
+              </w:rPr>
+              <w:t>受众核心情绪出口</w:t>
+            </w:r>
+          </w:p>
+        </w:tc>
+        <w:tc>
+          <w:tcPr>
+            <w:tcW w:type="dxa" w:w="7344"/>
+            <w:vAlign w:val="center"/>
+            <w:tcMar>
+              <w:top w:w="130" w:type="dxa"/>
+              <w:bottom w:w="130" w:type="dxa"/>
+              <w:left w:w="150" w:type="dxa"/>
+              <w:right w:w="150" w:type="dxa"/>
+            </w:tcMar>
+            <w:shd w:fill="1F3864"/>
+          </w:tcPr>
+          <w:p>
+            <w:pPr>
+              <w:spacing w:before="40" w:after="40" w:line="312" w:lineRule="auto"/>
+              <w:jc w:val="center"/>
+            </w:pPr>
+            <w:r/>
+            <w:r>
+              <w:rPr>
+                <w:rFonts w:ascii="Arial" w:hAnsi="Arial" w:eastAsia="黑体"/>
+                <w:b/>
+                <w:color w:val="FFFFFF"/>
+                <w:sz w:val="19"/>
+              </w:rPr>
+              <w:t>剧作把控法则与全剧代表性高光引爆场次</w:t>
+            </w:r>
+          </w:p>
+        </w:tc>
+      </w:tr>
+      <w:tr>
+        <w:tc>
+          <w:tcPr>
+            <w:tcW w:type="dxa" w:w="3024"/>
+            <w:vAlign w:val="center"/>
+            <w:tcMar>
+              <w:top w:w="105" w:type="dxa"/>
+              <w:bottom w:w="105" w:type="dxa"/>
+              <w:left w:w="145" w:type="dxa"/>
+              <w:right w:w="145" w:type="dxa"/>
+            </w:tcMar>
+          </w:tcPr>
+          <w:p>
+            <w:pPr>
+              <w:spacing w:before="40" w:after="40" w:line="341" w:lineRule="auto"/>
+              <w:jc w:val="left"/>
+            </w:pPr>
+            <w:r/>
+            <w:r>
+              <w:rPr>
+                <w:rFonts w:ascii="Times New Roman" w:hAnsi="Times New Roman" w:eastAsia="宋体"/>
+                <w:b/>
+                <w:color w:val="191919"/>
+                <w:sz w:val="19"/>
+              </w:rPr>
+              <w:t>第一大受众情绪出口：</w:t>
+              <w:br/>
+              <w:t>中式原生家庭的“刀子嘴与避风港”代际和解</w:t>
+            </w:r>
+          </w:p>
+        </w:tc>
+        <w:tc>
+          <w:tcPr>
+            <w:tcW w:type="dxa" w:w="7344"/>
+            <w:vAlign w:val="center"/>
+            <w:tcMar>
+              <w:top w:w="105" w:type="dxa"/>
+              <w:bottom w:w="105" w:type="dxa"/>
+              <w:left w:w="145" w:type="dxa"/>
+              <w:right w:w="145" w:type="dxa"/>
+            </w:tcMar>
+          </w:tcPr>
+          <w:p>
+            <w:pPr>
+              <w:spacing w:before="40" w:after="40" w:line="341" w:lineRule="auto"/>
+              <w:jc w:val="left"/>
+            </w:pPr>
+            <w:r/>
+            <w:r>
+              <w:rPr>
+                <w:rFonts w:ascii="Times New Roman" w:hAnsi="Times New Roman" w:eastAsia="宋体"/>
+                <w:b w:val="0"/>
+                <w:color w:val="191919"/>
+                <w:sz w:val="19"/>
+              </w:rPr>
+              <w:t>精准捕捉中国式父母“控制欲背后的生存恐惧、严厉背后的笨拙深爱”，采用“先极致冲突撕裂、后极致细节反转”的剧作手法制造全剧最强催泪弹：</w:t>
+              <w:br/>
+              <w:t>① EP04父亲赵东来白天暴怒撕碎儿子杂志抛下五楼，半夜却在零下二十度暴雪里翻遍十几个垃圾桶找回碎稿，伸出冻裂发黑的双手向41岁儿子痛哭；</w:t>
+              <w:br/>
+              <w:t>② EP20王一漫抡起大铁锤砸碎禁锢她16年的卧室阳台铁护栏（“能帮我拆掉吗？我砸不动了”），倒逼控制狂虎妈杨敏痛哭认错；</w:t>
+              <w:br/>
+              <w:t>③ EP22五口之家团圆饺子宴，母亲刘美奕对41岁荀未来温柔说出“家是避风港，不是凯旋门”，雪路送别三个儿子背影时触发血脉共鸣落泪。</w:t>
+            </w:r>
+          </w:p>
+        </w:tc>
+      </w:tr>
+      <w:tr>
+        <w:tc>
+          <w:tcPr>
+            <w:tcW w:type="dxa" w:w="3024"/>
+            <w:vAlign w:val="center"/>
+            <w:tcMar>
+              <w:top w:w="105" w:type="dxa"/>
+              <w:bottom w:w="105" w:type="dxa"/>
+              <w:left w:w="145" w:type="dxa"/>
+              <w:right w:w="145" w:type="dxa"/>
+            </w:tcMar>
+            <w:shd w:fill="F7FAFC"/>
+          </w:tcPr>
+          <w:p>
+            <w:pPr>
+              <w:spacing w:before="40" w:after="40" w:line="341" w:lineRule="auto"/>
+              <w:jc w:val="left"/>
+            </w:pPr>
+            <w:r/>
+            <w:r>
+              <w:rPr>
+                <w:rFonts w:ascii="Times New Roman" w:hAnsi="Times New Roman" w:eastAsia="宋体"/>
+                <w:b/>
+                <w:color w:val="191919"/>
+                <w:sz w:val="19"/>
+              </w:rPr>
+              <w:t>第二大受众情绪出口：</w:t>
+              <w:br/>
+              <w:t>千禧校园群像的“纯粹义气与双向救赎”</w:t>
+            </w:r>
+          </w:p>
+        </w:tc>
+        <w:tc>
+          <w:tcPr>
+            <w:tcW w:type="dxa" w:w="7344"/>
+            <w:vAlign w:val="center"/>
+            <w:tcMar>
+              <w:top w:w="105" w:type="dxa"/>
+              <w:bottom w:w="105" w:type="dxa"/>
+              <w:left w:w="145" w:type="dxa"/>
+              <w:right w:w="145" w:type="dxa"/>
+            </w:tcMar>
+            <w:shd w:fill="F7FAFC"/>
+          </w:tcPr>
+          <w:p>
+            <w:pPr>
+              <w:spacing w:before="40" w:after="40" w:line="341" w:lineRule="auto"/>
+              <w:jc w:val="left"/>
+            </w:pPr>
+            <w:r/>
+            <w:r>
+              <w:rPr>
+                <w:rFonts w:ascii="Times New Roman" w:hAnsi="Times New Roman" w:eastAsia="宋体"/>
+                <w:b w:val="0"/>
+                <w:color w:val="191919"/>
+                <w:sz w:val="19"/>
+              </w:rPr>
+              <w:t>在唯分数论的高压应试环境中，刻画少年人之间不计得失、不讲“性价比”的赤诚守护：</w:t>
+              <w:br/>
+              <w:t>① EP11寒门理科学霸陈明为作证赵左右只看了第一题就放回考卷，冲进广播室向全校自曝自己每晚在主任电脑D盘偷打CS游戏的秘密而遭父掌掴退学；</w:t>
+              <w:br/>
+              <w:t>② EP20赵左右、徐图图、王一漫拍300元探店广告攒钱装进贴有“答案箱”的铁罐留在5元快餐店，资助戴草帽蹬三轮车卖菜的陈明重返校园；</w:t>
+              <w:br/>
+              <w:t>③ EP21徐图图用收下假旧款粉色MP3解围、请吃食堂汉堡、午休披校服、初雪拉堆雪人四件暖事，彻底感化来自2058年的杀手实习生小雪。</w:t>
+            </w:r>
+          </w:p>
+        </w:tc>
+      </w:tr>
+      <w:tr>
+        <w:tc>
+          <w:tcPr>
+            <w:tcW w:type="dxa" w:w="3024"/>
+            <w:vAlign w:val="center"/>
+            <w:tcMar>
+              <w:top w:w="105" w:type="dxa"/>
+              <w:bottom w:w="105" w:type="dxa"/>
+              <w:left w:w="145" w:type="dxa"/>
+              <w:right w:w="145" w:type="dxa"/>
+            </w:tcMar>
+          </w:tcPr>
+          <w:p>
+            <w:pPr>
+              <w:spacing w:before="40" w:after="40" w:line="341" w:lineRule="auto"/>
+              <w:jc w:val="left"/>
+            </w:pPr>
+            <w:r/>
+            <w:r>
+              <w:rPr>
+                <w:rFonts w:ascii="Times New Roman" w:hAnsi="Times New Roman" w:eastAsia="宋体"/>
+                <w:b/>
+                <w:color w:val="191919"/>
+                <w:sz w:val="19"/>
+              </w:rPr>
+              <w:t>第三大受众情绪出口：</w:t>
+              <w:br/>
+              <w:t>跨越四重时空的“主体性纯爱与本能守护”</w:t>
+            </w:r>
+          </w:p>
+        </w:tc>
+        <w:tc>
+          <w:tcPr>
+            <w:tcW w:type="dxa" w:w="7344"/>
+            <w:vAlign w:val="center"/>
+            <w:tcMar>
+              <w:top w:w="105" w:type="dxa"/>
+              <w:bottom w:w="105" w:type="dxa"/>
+              <w:left w:w="145" w:type="dxa"/>
+              <w:right w:w="145" w:type="dxa"/>
+            </w:tcMar>
+          </w:tcPr>
+          <w:p>
+            <w:pPr>
+              <w:spacing w:before="40" w:after="40" w:line="341" w:lineRule="auto"/>
+              <w:jc w:val="left"/>
+            </w:pPr>
+            <w:r/>
+            <w:r>
+              <w:rPr>
+                <w:rFonts w:ascii="Times New Roman" w:hAnsi="Times New Roman" w:eastAsia="宋体"/>
+                <w:b w:val="0"/>
+                <w:color w:val="191919"/>
+                <w:sz w:val="19"/>
+              </w:rPr>
+              <w:t>解构单方面“替你改命”的自我感动，礼赞尊重对方独立人格、在未知中凭本能流血守护的纯粹爱情：</w:t>
+              <w:br/>
+              <w:t>① EP07–08 41岁舒图在岁月潭泣血发问“生活是我们两个人的，你有没有问过我想被改变吗”，16岁徐图图用“既然美好真实存在过，为什么要吃后悔药”点醒41岁自己；</w:t>
+              <w:br/>
+              <w:t>② EP24大结局2012冬飞霞路雪夜，清除预知记忆回归未知的20岁赵左右凭本能冲上去与偷拍男殊死搏斗、左额被石块砸破流血重留月牙疤、当面删光羞辱视频并用小手电筒照亮“暖雪”，令徐图图彻底解开羞耻心结终生未改名“舒图”，凭真名卡死2058年99%时空修正。</w:t>
+            </w:r>
+          </w:p>
+        </w:tc>
+      </w:tr>
+    </w:tbl>
     <w:sectPr>
       <w:pgSz w:w="12240" w:h="15840"/>
       <w:pgMar w:top="1080" w:right="936" w:bottom="1080" w:left="936" w:header="720" w:footer="720" w:gutter="0"/>
